--- a/public/program.docx
+++ b/public/program.docx
@@ -33,7 +33,7 @@
                     <pic:cNvPicPr preferRelativeResize="0"/>
                   </pic:nvPicPr>
                   <pic:blipFill>
-                    <a:blip r:embed="rId7"/>
+                    <a:blip r:embed="rId6"/>
                     <a:srcRect b="0" l="0" r="0" t="0"/>
                     <a:stretch>
                       <a:fillRect/>
@@ -145,16 +145,20 @@
     <w:p>
       <w:pPr>
         <w:spacing w:after="240" w:before="240" w:lineRule="auto"/>
-        <w:rPr>
-          <w:color w:val="000000"/>
-        </w:rPr>
+        <w:rPr/>
       </w:pPr>
       <w:r>
         <w:rPr>
           <w:color w:val="000000"/>
           <w:rtl w:val="0"/>
         </w:rPr>
-        <w:t xml:space="preserve">Партнеры проводят на площадке мастер-классы, воркшопы или другие интерактивы для групп 15-20 человек (дети от 7+)</w:t>
+        <w:t xml:space="preserve">Партнеры проводят на площадке мастер-классы, воркшопы или другие интерактивы для групп 15-20 человек (дети от 7+). Все активности доступны для лиц с инвалидностью. Расписание мастер-класс</w:t>
+      </w:r>
+      <w:r>
+        <w:rPr>
+          <w:rtl w:val="0"/>
+        </w:rPr>
+        <w:t xml:space="preserve">ов на каждой площадке:</w:t>
       </w:r>
     </w:p>
     <w:p>
@@ -169,37 +173,7 @@
           <w:color w:val="000000"/>
           <w:rtl w:val="0"/>
         </w:rPr>
-        <w:t xml:space="preserve">Все активности доступны для лиц с инвалидностью</w:t>
-      </w:r>
-    </w:p>
-    <w:p>
-      <w:pPr>
-        <w:spacing w:after="240" w:before="240" w:lineRule="auto"/>
-        <w:rPr>
-          <w:color w:val="000000"/>
-        </w:rPr>
-      </w:pPr>
-      <w:r>
-        <w:rPr>
-          <w:color w:val="000000"/>
-          <w:rtl w:val="0"/>
-        </w:rPr>
-        <w:t xml:space="preserve">Длительность активности для одной группы: не более 45 мин. </w:t>
-      </w:r>
-    </w:p>
-    <w:p>
-      <w:pPr>
-        <w:spacing w:after="240" w:before="240" w:lineRule="auto"/>
-        <w:rPr>
-          <w:color w:val="000000"/>
-        </w:rPr>
-      </w:pPr>
-      <w:r>
-        <w:rPr>
-          <w:color w:val="000000"/>
-          <w:rtl w:val="0"/>
-        </w:rPr>
-        <w:t xml:space="preserve">Расписание наборов на мастер-классы: 1-я группа</w:t>
+        <w:t xml:space="preserve">1-я группа</w:t>
       </w:r>
       <w:r>
         <w:rPr>
@@ -251,8 +225,19 @@
           <w:color w:val="000000"/>
           <w:rtl w:val="0"/>
         </w:rPr>
-        <w:t xml:space="preserve">14:00</w:t>
-        <w:tab/>
+        <w:t xml:space="preserve">14:00. </w:t>
+      </w:r>
+      <w:r>
+        <w:rPr>
+          <w:rtl w:val="0"/>
+        </w:rPr>
+        <w:t xml:space="preserve">Длительность работы одной группы: не более 45 мин. </w:t>
+      </w:r>
+      <w:r>
+        <w:rPr>
+          <w:color w:val="000000"/>
+          <w:rtl w:val="0"/>
+        </w:rPr>
         <w:tab/>
       </w:r>
     </w:p>
@@ -315,7 +300,7 @@
                 <w:szCs w:val="26"/>
               </w:rPr>
             </w:pPr>
-            <w:bookmarkStart w:colFirst="0" w:colLast="0" w:name="_heading=h.leu4nzuznpw4" w:id="0"/>
+            <w:bookmarkStart w:colFirst="0" w:colLast="0" w:name="_p3bys27gwwhj" w:id="0"/>
             <w:bookmarkEnd w:id="0"/>
             <w:r>
               <w:rPr>
@@ -354,7 +339,7 @@
                 <w:szCs w:val="26"/>
               </w:rPr>
             </w:pPr>
-            <w:bookmarkStart w:colFirst="0" w:colLast="0" w:name="_heading=h.34kk79npi1vn" w:id="1"/>
+            <w:bookmarkStart w:colFirst="0" w:colLast="0" w:name="_huqp1ohglyil" w:id="1"/>
             <w:bookmarkEnd w:id="1"/>
             <w:r>
               <w:rPr>
@@ -514,11 +499,6 @@
               </w:rPr>
               <w:t xml:space="preserve">1 активность</w:t>
             </w:r>
-            <w:r>
-              <w:rPr>
-                <w:rtl w:val="0"/>
-              </w:rPr>
-            </w:r>
           </w:p>
         </w:tc>
         <w:tc>
@@ -554,13 +534,7 @@
               <w:rPr>
                 <w:rtl w:val="0"/>
               </w:rPr>
-              <w:t xml:space="preserve">Площадка для общения “</w:t>
-            </w:r>
-            <w:r>
-              <w:rPr>
-                <w:rtl w:val="0"/>
-              </w:rPr>
-              <w:t xml:space="preserve">Простым языком про инклюзию” от </w:t>
+              <w:t xml:space="preserve">Площадка для общения “Простым языком про инклюзию” от </w:t>
             </w:r>
             <w:r>
               <w:rPr>
@@ -623,31 +597,21 @@
               <w:rPr>
                 <w:rtl w:val="0"/>
               </w:rPr>
-              <w:t xml:space="preserve">Мастер-класс “Играем на африканских барабанах” с инструктором пройдет  с 11:00 до 14:00</w:t>
-            </w:r>
-          </w:p>
-          <w:p>
-            <w:pPr>
-              <w:keepNext w:val="0"/>
-              <w:keepLines w:val="0"/>
-              <w:widowControl w:val="1"/>
-              <w:pBdr>
-                <w:top w:space="0" w:sz="0" w:val="nil"/>
-                <w:left w:space="0" w:sz="0" w:val="nil"/>
-                <w:bottom w:space="0" w:sz="0" w:val="nil"/>
-                <w:right w:space="0" w:sz="0" w:val="nil"/>
-                <w:between w:space="0" w:sz="0" w:val="nil"/>
-              </w:pBdr>
-              <w:shd w:fill="auto" w:val="clear"/>
-              <w:spacing w:after="0" w:before="0" w:line="240" w:lineRule="auto"/>
-              <w:ind w:left="1440" w:right="0" w:firstLine="0"/>
-              <w:jc w:val="left"/>
-              <w:rPr/>
-            </w:pPr>
-            <w:r>
-              <w:rPr>
-                <w:rtl w:val="0"/>
-              </w:rPr>
+              <w:t xml:space="preserve">Мастер-класс “</w:t>
+            </w:r>
+            <w:r>
+              <w:rPr>
+                <w:b w:val="1"/>
+                <w:bCs w:val="1"/>
+                <w:rtl w:val="0"/>
+              </w:rPr>
+              <w:t xml:space="preserve">Играем на африканских барабана</w:t>
+            </w:r>
+            <w:r>
+              <w:rPr>
+                <w:rtl w:val="0"/>
+              </w:rPr>
+              <w:t xml:space="preserve">х” с инструктором пройдет  с 11:00 до 14:00</w:t>
             </w:r>
           </w:p>
           <w:p>
@@ -672,7 +636,45 @@
               <w:rPr>
                 <w:rtl w:val="0"/>
               </w:rPr>
-              <w:t xml:space="preserve">Продолжительность одного мастер-класса — около 10 минут. В среднем одновременно будет задействовано 7 барабанов, поэтому за один мастер-класс смогут принять участие 7 человек.</w:t>
+            </w:r>
+          </w:p>
+          <w:p>
+            <w:pPr>
+              <w:keepNext w:val="0"/>
+              <w:keepLines w:val="0"/>
+              <w:widowControl w:val="1"/>
+              <w:pBdr>
+                <w:top w:space="0" w:sz="0" w:val="nil"/>
+                <w:left w:space="0" w:sz="0" w:val="nil"/>
+                <w:bottom w:space="0" w:sz="0" w:val="nil"/>
+                <w:right w:space="0" w:sz="0" w:val="nil"/>
+                <w:between w:space="0" w:sz="0" w:val="nil"/>
+              </w:pBdr>
+              <w:shd w:fill="auto" w:val="clear"/>
+              <w:spacing w:after="0" w:before="0" w:line="240" w:lineRule="auto"/>
+              <w:ind w:left="0" w:right="0" w:firstLine="0"/>
+              <w:jc w:val="left"/>
+              <w:rPr/>
+            </w:pPr>
+            <w:r>
+              <w:rPr>
+                <w:rtl w:val="0"/>
+              </w:rPr>
+              <w:t xml:space="preserve">Мастер-класс </w:t>
+            </w:r>
+            <w:r>
+              <w:rPr>
+                <w:b w:val="1"/>
+                <w:bCs w:val="1"/>
+                <w:rtl w:val="0"/>
+              </w:rPr>
+              <w:t xml:space="preserve">“Арт-терапия” от Рокка</w:t>
+            </w:r>
+            <w:r>
+              <w:rPr>
+                <w:rtl w:val="0"/>
+              </w:rPr>
+              <w:t xml:space="preserve"> с 11:00 до 14:00</w:t>
             </w:r>
           </w:p>
           <w:p>
@@ -807,76 +809,154 @@
             <w:pPr>
               <w:numPr>
                 <w:ilvl w:val="0"/>
-                <w:numId w:val="2"/>
+                <w:numId w:val="4"/>
               </w:numPr>
               <w:spacing w:line="240" w:lineRule="auto"/>
               <w:ind w:left="1440" w:hanging="360"/>
-              <w:rPr>
-                <w:u w:val="none"/>
-              </w:rPr>
+              <w:rPr/>
             </w:pPr>
             <w:r>
               <w:rPr>
                 <w:rtl w:val="0"/>
               </w:rPr>
               <w:t xml:space="preserve">Игра для детей “Раздельный сбор отходов”. Игровой формат с картинками и игрушечными баками</w:t>
+            </w:r>
+            <w:r>
+              <w:rPr>
+                <w:rtl w:val="0"/>
+              </w:rPr>
             </w:r>
           </w:p>
           <w:p>
             <w:pPr>
               <w:numPr>
                 <w:ilvl w:val="0"/>
-                <w:numId w:val="2"/>
+                <w:numId w:val="4"/>
               </w:numPr>
               <w:spacing w:line="240" w:lineRule="auto"/>
               <w:ind w:left="1440" w:hanging="360"/>
-              <w:rPr>
-                <w:u w:val="none"/>
-              </w:rPr>
+              <w:rPr/>
             </w:pPr>
             <w:r>
               <w:rPr>
                 <w:rtl w:val="0"/>
               </w:rPr>
               <w:t xml:space="preserve">Мастер-класс «Раздельный сбор отходов» с реальными "отходами" (чистые упаковки от различных продуктов, разные фракции)</w:t>
+            </w:r>
+            <w:r>
+              <w:rPr>
+                <w:rtl w:val="0"/>
+              </w:rPr>
             </w:r>
           </w:p>
           <w:p>
             <w:pPr>
               <w:numPr>
                 <w:ilvl w:val="0"/>
-                <w:numId w:val="2"/>
+                <w:numId w:val="4"/>
               </w:numPr>
               <w:spacing w:line="240" w:lineRule="auto"/>
               <w:ind w:left="1440" w:hanging="360"/>
-              <w:rPr>
-                <w:u w:val="none"/>
-              </w:rPr>
-            </w:pPr>
-            <w:r>
-              <w:rPr>
-                <w:rtl w:val="0"/>
-              </w:rPr>
-              <w:t xml:space="preserve">Игра «Правда/ложь» с карточками. Вопросы на самые разнообразные экопроблемы. Игра-викторина по zero waste</w:t>
+              <w:rPr/>
+            </w:pPr>
+            <w:r>
+              <w:rPr>
+                <w:rtl w:val="0"/>
+              </w:rPr>
+              <w:t xml:space="preserve">Игра «Правда/ложь» с карточками. Вопросы на самые разнообразные экопроблемы. </w:t>
+            </w:r>
+            <w:r>
+              <w:rPr>
+                <w:rtl w:val="0"/>
+              </w:rPr>
             </w:r>
           </w:p>
           <w:p>
             <w:pPr>
               <w:numPr>
                 <w:ilvl w:val="0"/>
-                <w:numId w:val="2"/>
+                <w:numId w:val="4"/>
+              </w:numPr>
+              <w:spacing w:after="0" w:line="240" w:lineRule="auto"/>
+              <w:ind w:left="1440" w:hanging="360"/>
+              <w:rPr/>
+            </w:pPr>
+            <w:r>
+              <w:rPr>
+                <w:rtl w:val="0"/>
+              </w:rPr>
+              <w:t xml:space="preserve">Мастер-класс «Раскрась шопер» </w:t>
+            </w:r>
+            <w:r>
+              <w:rPr>
+                <w:rtl w:val="0"/>
+              </w:rPr>
+            </w:r>
+          </w:p>
+          <w:p>
+            <w:pPr>
+              <w:numPr>
+                <w:ilvl w:val="0"/>
+                <w:numId w:val="4"/>
+              </w:numPr>
+              <w:spacing w:after="0" w:line="240" w:lineRule="auto"/>
+              <w:ind w:left="1440" w:hanging="360"/>
+              <w:rPr/>
+            </w:pPr>
+            <w:r>
+              <w:rPr>
+                <w:rtl w:val="0"/>
+              </w:rPr>
+              <w:t xml:space="preserve">Мастер-класс по переработке пластиковых пакетов</w:t>
+            </w:r>
+            <w:r>
+              <w:rPr>
+                <w:rtl w:val="0"/>
+              </w:rPr>
+            </w:r>
+          </w:p>
+          <w:p>
+            <w:pPr>
+              <w:numPr>
+                <w:ilvl w:val="0"/>
+                <w:numId w:val="4"/>
+              </w:numPr>
+              <w:spacing w:after="0" w:line="240" w:lineRule="auto"/>
+              <w:ind w:left="1440" w:hanging="360"/>
+              <w:rPr/>
+            </w:pPr>
+            <w:r>
+              <w:rPr>
+                <w:rtl w:val="0"/>
+              </w:rPr>
+              <w:t xml:space="preserve">Интерактив "Экоальтернативы одноразовым предметам"</w:t>
+            </w:r>
+            <w:r>
+              <w:rPr>
+                <w:rtl w:val="0"/>
+              </w:rPr>
+            </w:r>
+          </w:p>
+          <w:p>
+            <w:pPr>
+              <w:numPr>
+                <w:ilvl w:val="0"/>
+                <w:numId w:val="4"/>
               </w:numPr>
               <w:spacing w:after="160" w:line="240" w:lineRule="auto"/>
               <w:ind w:left="1440" w:hanging="360"/>
-              <w:rPr>
-                <w:u w:val="none"/>
-              </w:rPr>
-            </w:pPr>
-            <w:r>
-              <w:rPr>
-                <w:rtl w:val="0"/>
-              </w:rPr>
-              <w:t xml:space="preserve">Мастер-класс «Раскрась шопер» </w:t>
+              <w:rPr/>
+            </w:pPr>
+            <w:r>
+              <w:rPr>
+                <w:rtl w:val="0"/>
+              </w:rPr>
+              <w:t xml:space="preserve">Викторина "5 принципов zero waste"</w:t>
+            </w:r>
+            <w:r>
+              <w:rPr>
+                <w:rtl w:val="0"/>
+              </w:rPr>
             </w:r>
           </w:p>
           <w:p>
@@ -972,11 +1052,10 @@
             <w:pPr>
               <w:keepNext w:val="0"/>
               <w:keepLines w:val="0"/>
-              <w:pageBreakBefore w:val="0"/>
               <w:widowControl w:val="1"/>
               <w:numPr>
                 <w:ilvl w:val="0"/>
-                <w:numId w:val="8"/>
+                <w:numId w:val="9"/>
               </w:numPr>
               <w:pBdr>
                 <w:top w:space="0" w:sz="0" w:val="nil"/>
@@ -1016,7 +1095,6 @@
             <w:pPr>
               <w:keepNext w:val="0"/>
               <w:keepLines w:val="0"/>
-              <w:pageBreakBefore w:val="0"/>
               <w:widowControl w:val="1"/>
               <w:pBdr>
                 <w:top w:space="0" w:sz="0" w:val="nil"/>
@@ -1041,11 +1119,10 @@
             <w:pPr>
               <w:keepNext w:val="0"/>
               <w:keepLines w:val="0"/>
-              <w:pageBreakBefore w:val="0"/>
               <w:widowControl w:val="1"/>
               <w:numPr>
                 <w:ilvl w:val="0"/>
-                <w:numId w:val="8"/>
+                <w:numId w:val="9"/>
               </w:numPr>
               <w:pBdr>
                 <w:top w:space="0" w:sz="0" w:val="nil"/>
@@ -1100,10 +1177,11 @@
             <w:pPr>
               <w:numPr>
                 <w:ilvl w:val="0"/>
-                <w:numId w:val="8"/>
+                <w:numId w:val="9"/>
               </w:numPr>
               <w:spacing w:line="240" w:lineRule="auto"/>
               <w:ind w:left="720" w:hanging="360"/>
+              <w:rPr/>
             </w:pPr>
             <w:r>
               <w:rPr>
@@ -1142,7 +1220,7 @@
             <w:pPr>
               <w:numPr>
                 <w:ilvl w:val="0"/>
-                <w:numId w:val="8"/>
+                <w:numId w:val="9"/>
               </w:numPr>
               <w:spacing w:line="240" w:lineRule="auto"/>
               <w:ind w:left="720" w:hanging="360"/>
@@ -1178,7 +1256,6 @@
             <w:pPr>
               <w:keepNext w:val="0"/>
               <w:keepLines w:val="0"/>
-              <w:pageBreakBefore w:val="0"/>
               <w:widowControl w:val="1"/>
               <w:pBdr>
                 <w:top w:space="0" w:sz="0" w:val="nil"/>
@@ -1205,11 +1282,10 @@
             <w:pPr>
               <w:keepNext w:val="0"/>
               <w:keepLines w:val="0"/>
-              <w:pageBreakBefore w:val="0"/>
               <w:widowControl w:val="1"/>
               <w:numPr>
                 <w:ilvl w:val="0"/>
-                <w:numId w:val="8"/>
+                <w:numId w:val="9"/>
               </w:numPr>
               <w:pBdr>
                 <w:top w:space="0" w:sz="0" w:val="nil"/>
@@ -1238,12 +1314,16 @@
               </w:rPr>
               <w:t xml:space="preserve">Национальной волонтёрской сети</w:t>
             </w:r>
+            <w:r>
+              <w:rPr>
+                <w:rtl w:val="0"/>
+              </w:rPr>
+            </w:r>
           </w:p>
           <w:p>
             <w:pPr>
               <w:keepNext w:val="0"/>
               <w:keepLines w:val="0"/>
-              <w:pageBreakBefore w:val="0"/>
               <w:widowControl w:val="1"/>
               <w:pBdr>
                 <w:top w:space="0" w:sz="0" w:val="nil"/>
@@ -1271,7 +1351,6 @@
             <w:pPr>
               <w:keepNext w:val="0"/>
               <w:keepLines w:val="0"/>
-              <w:pageBreakBefore w:val="0"/>
               <w:widowControl w:val="1"/>
               <w:pBdr>
                 <w:top w:space="0" w:sz="0" w:val="nil"/>
@@ -1302,7 +1381,6 @@
             <w:pPr>
               <w:keepNext w:val="0"/>
               <w:keepLines w:val="0"/>
-              <w:pageBreakBefore w:val="0"/>
               <w:widowControl w:val="1"/>
               <w:pBdr>
                 <w:top w:space="0" w:sz="0" w:val="nil"/>
@@ -1330,10 +1408,11 @@
             <w:pPr>
               <w:numPr>
                 <w:ilvl w:val="0"/>
-                <w:numId w:val="9"/>
+                <w:numId w:val="10"/>
               </w:numPr>
               <w:spacing w:line="240" w:lineRule="auto"/>
               <w:ind w:left="720" w:hanging="360"/>
+              <w:rPr/>
             </w:pPr>
             <w:r>
               <w:rPr>
@@ -1354,10 +1433,11 @@
             <w:pPr>
               <w:numPr>
                 <w:ilvl w:val="0"/>
-                <w:numId w:val="9"/>
+                <w:numId w:val="10"/>
               </w:numPr>
               <w:spacing w:line="240" w:lineRule="auto"/>
               <w:ind w:left="720" w:hanging="360"/>
+              <w:rPr/>
             </w:pPr>
             <w:r>
               <w:rPr>
@@ -1372,18 +1452,12 @@
                 <w:rtl w:val="0"/>
               </w:rPr>
               <w:t xml:space="preserve">, тираж поддержал Фонд “Дара”. Автор Жанель Аманжол с иллюстрациями Камилы Лигай. Это сказка, написанная мамой двух дочерей для родителей и детей: добрая история о девочке с синдромом ленивого глаза и её путешествии в волшебную страну фей, где она узнаёт, что нет слабостей </w:t>
-            </w:r>
-            <w:r>
-              <w:rPr>
-                <w:rtl w:val="0"/>
-              </w:rPr>
             </w:r>
           </w:p>
           <w:p>
             <w:pPr>
               <w:keepNext w:val="0"/>
               <w:keepLines w:val="0"/>
-              <w:pageBreakBefore w:val="0"/>
               <w:widowControl w:val="1"/>
               <w:pBdr>
                 <w:top w:space="0" w:sz="0" w:val="nil"/>
@@ -1495,7 +1569,6 @@
             <w:pPr>
               <w:keepNext w:val="0"/>
               <w:keepLines w:val="0"/>
-              <w:pageBreakBefore w:val="0"/>
               <w:widowControl w:val="1"/>
               <w:pBdr>
                 <w:top w:space="0" w:sz="0" w:val="nil"/>
@@ -1534,11 +1607,10 @@
             <w:pPr>
               <w:keepNext w:val="0"/>
               <w:keepLines w:val="0"/>
-              <w:pageBreakBefore w:val="0"/>
               <w:widowControl w:val="1"/>
               <w:numPr>
                 <w:ilvl w:val="0"/>
-                <w:numId w:val="7"/>
+                <w:numId w:val="8"/>
               </w:numPr>
               <w:pBdr>
                 <w:top w:space="0" w:sz="0" w:val="nil"/>
@@ -1600,17 +1672,11 @@
               </w:rPr>
               <w:t xml:space="preserve"> - создадите свою уникальную цветочную композицию в стаканчике, а после сможете забрать её с собой!</w:t>
             </w:r>
-            <w:r>
-              <w:rPr>
-                <w:rtl w:val="0"/>
-              </w:rPr>
-            </w:r>
           </w:p>
           <w:p>
             <w:pPr>
               <w:keepNext w:val="0"/>
               <w:keepLines w:val="0"/>
-              <w:pageBreakBefore w:val="0"/>
               <w:widowControl w:val="1"/>
               <w:pBdr>
                 <w:top w:space="0" w:sz="0" w:val="nil"/>
@@ -1649,11 +1715,10 @@
             <w:pPr>
               <w:keepNext w:val="0"/>
               <w:keepLines w:val="0"/>
-              <w:pageBreakBefore w:val="0"/>
               <w:widowControl w:val="1"/>
               <w:numPr>
                 <w:ilvl w:val="0"/>
-                <w:numId w:val="7"/>
+                <w:numId w:val="8"/>
               </w:numPr>
               <w:pBdr>
                 <w:top w:space="0" w:sz="0" w:val="nil"/>
@@ -1745,7 +1810,6 @@
             <w:pPr>
               <w:keepNext w:val="0"/>
               <w:keepLines w:val="0"/>
-              <w:pageBreakBefore w:val="0"/>
               <w:widowControl w:val="1"/>
               <w:pBdr>
                 <w:top w:space="0" w:sz="0" w:val="nil"/>
@@ -1772,11 +1836,10 @@
             <w:pPr>
               <w:keepNext w:val="0"/>
               <w:keepLines w:val="0"/>
-              <w:pageBreakBefore w:val="0"/>
               <w:widowControl w:val="1"/>
               <w:numPr>
                 <w:ilvl w:val="0"/>
-                <w:numId w:val="7"/>
+                <w:numId w:val="8"/>
               </w:numPr>
               <w:pBdr>
                 <w:top w:space="0" w:sz="0" w:val="nil"/>
@@ -1816,6 +1879,11 @@
                 <w:rtl w:val="0"/>
               </w:rPr>
               <w:t xml:space="preserve"> </w:t>
+            </w:r>
+            <w:r>
+              <w:rPr>
+                <w:rtl w:val="0"/>
+              </w:rPr>
             </w:r>
           </w:p>
           <w:p>
@@ -1933,7 +2001,6 @@
             <w:pPr>
               <w:keepNext w:val="0"/>
               <w:keepLines w:val="0"/>
-              <w:pageBreakBefore w:val="0"/>
               <w:widowControl w:val="1"/>
               <w:pBdr>
                 <w:top w:space="0" w:sz="0" w:val="nil"/>
@@ -1958,11 +2025,10 @@
             <w:pPr>
               <w:keepNext w:val="0"/>
               <w:keepLines w:val="0"/>
-              <w:pageBreakBefore w:val="0"/>
               <w:widowControl w:val="1"/>
               <w:numPr>
                 <w:ilvl w:val="0"/>
-                <w:numId w:val="5"/>
+                <w:numId w:val="7"/>
               </w:numPr>
               <w:pBdr>
                 <w:top w:space="0" w:sz="0" w:val="nil"/>
@@ -2047,11 +2113,10 @@
             <w:pPr>
               <w:keepNext w:val="0"/>
               <w:keepLines w:val="0"/>
-              <w:pageBreakBefore w:val="0"/>
               <w:widowControl w:val="1"/>
               <w:numPr>
                 <w:ilvl w:val="0"/>
-                <w:numId w:val="1"/>
+                <w:numId w:val="3"/>
               </w:numPr>
               <w:pBdr>
                 <w:top w:space="0" w:sz="0" w:val="nil"/>
@@ -2064,9 +2129,7 @@
               <w:spacing w:after="0" w:before="0" w:line="240" w:lineRule="auto"/>
               <w:ind w:left="1440" w:right="0" w:hanging="360"/>
               <w:jc w:val="left"/>
-              <w:rPr>
-                <w:u w:val="none"/>
-              </w:rPr>
+              <w:rPr/>
             </w:pPr>
             <w:r>
               <w:rPr>
@@ -2084,11 +2147,10 @@
             <w:pPr>
               <w:keepNext w:val="0"/>
               <w:keepLines w:val="0"/>
-              <w:pageBreakBefore w:val="0"/>
               <w:widowControl w:val="1"/>
               <w:numPr>
                 <w:ilvl w:val="0"/>
-                <w:numId w:val="1"/>
+                <w:numId w:val="3"/>
               </w:numPr>
               <w:pBdr>
                 <w:top w:space="0" w:sz="0" w:val="nil"/>
@@ -2101,22 +2163,24 @@
               <w:spacing w:after="0" w:before="0" w:line="240" w:lineRule="auto"/>
               <w:ind w:left="1440" w:right="0" w:hanging="360"/>
               <w:jc w:val="left"/>
-              <w:rPr>
-                <w:u w:val="none"/>
-              </w:rPr>
+              <w:rPr/>
             </w:pPr>
             <w:r>
               <w:rPr>
                 <w:rtl w:val="0"/>
               </w:rPr>
               <w:t xml:space="preserve">Asar Food Waste («Школа Food Heroes») - интерактивный мастер-класс по сокращению пищевых отходов  в 13:00 и в 14:00</w:t>
+            </w:r>
+            <w:r>
+              <w:rPr>
+                <w:rtl w:val="0"/>
+              </w:rPr>
             </w:r>
           </w:p>
           <w:p>
             <w:pPr>
               <w:keepNext w:val="0"/>
               <w:keepLines w:val="0"/>
-              <w:pageBreakBefore w:val="0"/>
               <w:widowControl w:val="1"/>
               <w:pBdr>
                 <w:top w:space="0" w:sz="0" w:val="nil"/>
@@ -2142,7 +2206,6 @@
             <w:pPr>
               <w:keepNext w:val="0"/>
               <w:keepLines w:val="0"/>
-              <w:pageBreakBefore w:val="0"/>
               <w:widowControl w:val="1"/>
               <w:pBdr>
                 <w:top w:space="0" w:sz="0" w:val="nil"/>
@@ -2171,11 +2234,10 @@
             <w:pPr>
               <w:keepNext w:val="0"/>
               <w:keepLines w:val="0"/>
-              <w:pageBreakBefore w:val="0"/>
               <w:widowControl w:val="1"/>
               <w:numPr>
                 <w:ilvl w:val="0"/>
-                <w:numId w:val="5"/>
+                <w:numId w:val="7"/>
               </w:numPr>
               <w:pBdr>
                 <w:top w:space="0" w:sz="0" w:val="nil"/>
@@ -2266,17 +2328,11 @@
               </w:rPr>
               <w:t xml:space="preserve"> Как устроено растение изнутри? Изучим листья под микроскопом, рассмотрим их строение и узнаем, как растения дышат, получают воду и превращают солнечный свет в энергию </w:t>
             </w:r>
-            <w:r>
-              <w:rPr>
-                <w:rtl w:val="0"/>
-              </w:rPr>
-            </w:r>
           </w:p>
           <w:p>
             <w:pPr>
               <w:keepNext w:val="0"/>
               <w:keepLines w:val="0"/>
-              <w:pageBreakBefore w:val="0"/>
               <w:widowControl w:val="1"/>
               <w:pBdr>
                 <w:top w:space="0" w:sz="0" w:val="nil"/>
@@ -2304,11 +2360,10 @@
             <w:pPr>
               <w:keepNext w:val="0"/>
               <w:keepLines w:val="0"/>
-              <w:pageBreakBefore w:val="0"/>
               <w:widowControl w:val="1"/>
               <w:numPr>
                 <w:ilvl w:val="0"/>
-                <w:numId w:val="5"/>
+                <w:numId w:val="7"/>
               </w:numPr>
               <w:pBdr>
                 <w:top w:space="0" w:sz="0" w:val="nil"/>
@@ -2434,7 +2489,6 @@
             <w:pPr>
               <w:keepNext w:val="0"/>
               <w:keepLines w:val="0"/>
-              <w:pageBreakBefore w:val="0"/>
               <w:widowControl w:val="1"/>
               <w:pBdr>
                 <w:top w:space="0" w:sz="0" w:val="nil"/>
@@ -2459,7 +2513,6 @@
             <w:pPr>
               <w:keepNext w:val="0"/>
               <w:keepLines w:val="0"/>
-              <w:pageBreakBefore w:val="0"/>
               <w:widowControl w:val="1"/>
               <w:pBdr>
                 <w:top w:space="0" w:sz="0" w:val="nil"/>
@@ -2698,7 +2751,6 @@
             <w:pPr>
               <w:keepNext w:val="0"/>
               <w:keepLines w:val="0"/>
-              <w:pageBreakBefore w:val="0"/>
               <w:widowControl w:val="1"/>
               <w:pBdr>
                 <w:top w:space="0" w:sz="0" w:val="nil"/>
@@ -2737,11 +2789,10 @@
             <w:pPr>
               <w:keepNext w:val="0"/>
               <w:keepLines w:val="0"/>
-              <w:pageBreakBefore w:val="0"/>
               <w:widowControl w:val="1"/>
               <w:numPr>
                 <w:ilvl w:val="0"/>
-                <w:numId w:val="6"/>
+                <w:numId w:val="1"/>
               </w:numPr>
               <w:pBdr>
                 <w:top w:space="0" w:sz="0" w:val="nil"/>
@@ -2754,99 +2805,33 @@
               <w:spacing w:after="0" w:before="0" w:line="240" w:lineRule="auto"/>
               <w:ind w:left="720" w:right="0" w:hanging="360"/>
               <w:jc w:val="left"/>
-              <w:rPr>
-                <w:rFonts w:ascii="Calibri" w:cs="Calibri" w:eastAsia="Calibri" w:hAnsi="Calibri"/>
-                <w:b w:val="0"/>
-                <w:bCs w:val="0"/>
-                <w:i w:val="0"/>
-                <w:iCs w:val="0"/>
-                <w:smallCaps w:val="0"/>
-                <w:strike w:val="0"/>
-                <w:color w:val="000000"/>
-                <w:sz w:val="24"/>
-                <w:szCs w:val="24"/>
-                <w:u w:val="none"/>
-                <w:shd w:fill="auto" w:val="clear"/>
-                <w:vertAlign w:val="baseline"/>
-              </w:rPr>
-            </w:pPr>
-            <w:r>
-              <w:rPr>
-                <w:rFonts w:ascii="Calibri" w:cs="Calibri" w:eastAsia="Calibri" w:hAnsi="Calibri"/>
-                <w:b w:val="0"/>
-                <w:bCs w:val="0"/>
-                <w:i w:val="0"/>
-                <w:iCs w:val="0"/>
-                <w:smallCaps w:val="0"/>
-                <w:strike w:val="0"/>
-                <w:color w:val="000000"/>
-                <w:sz w:val="24"/>
-                <w:szCs w:val="24"/>
-                <w:u w:val="none"/>
-                <w:shd w:fill="auto" w:val="clear"/>
-                <w:vertAlign w:val="baseline"/>
-                <w:rtl w:val="0"/>
-              </w:rPr>
-              <w:t xml:space="preserve">Мастер класс от</w:t>
-            </w:r>
-            <w:r>
-              <w:rPr>
-                <w:rFonts w:ascii="Calibri" w:cs="Calibri" w:eastAsia="Calibri" w:hAnsi="Calibri"/>
-                <w:b w:val="1"/>
-                <w:bCs w:val="1"/>
-                <w:i w:val="0"/>
-                <w:iCs w:val="0"/>
-                <w:smallCaps w:val="0"/>
-                <w:strike w:val="0"/>
-                <w:color w:val="000000"/>
-                <w:sz w:val="24"/>
-                <w:szCs w:val="24"/>
-                <w:u w:val="none"/>
-                <w:shd w:fill="auto" w:val="clear"/>
-                <w:vertAlign w:val="baseline"/>
-                <w:rtl w:val="0"/>
-              </w:rPr>
-              <w:t xml:space="preserve"> Almaty Children Science Museum </w:t>
-            </w:r>
-            <w:r>
-              <w:rPr>
-                <w:rFonts w:ascii="Calibri" w:cs="Calibri" w:eastAsia="Calibri" w:hAnsi="Calibri"/>
-                <w:b w:val="0"/>
-                <w:bCs w:val="0"/>
-                <w:i w:val="0"/>
-                <w:iCs w:val="0"/>
-                <w:smallCaps w:val="0"/>
-                <w:strike w:val="0"/>
-                <w:color w:val="000000"/>
-                <w:sz w:val="24"/>
-                <w:szCs w:val="24"/>
-                <w:u w:val="none"/>
-                <w:shd w:fill="auto" w:val="clear"/>
-                <w:vertAlign w:val="baseline"/>
-                <w:rtl w:val="0"/>
-              </w:rPr>
-              <w:t xml:space="preserve">«Цвета  природы. Секреты натуральных красителей». Можно ли получить яркие краски из растений и специй? Почему куркума, чай, ягоды и листья окрашивают ткани по разному.  Участники познакомятся с удивительными свойствами натуральных красителей, узнают, как шерстяной войлок впитывает природные пигменты, и проведут творческие эксперименты с цветом. Используя войлок, растения и натуральные красители, дети создадут собственное красочное изделие, откроют для себя традиционные ремесленные техник</w:t>
-            </w:r>
-            <w:r>
-              <w:rPr>
-                <w:rFonts w:ascii="Calibri" w:cs="Calibri" w:eastAsia="Calibri" w:hAnsi="Calibri"/>
-                <w:sz w:val="24"/>
-                <w:szCs w:val="24"/>
-                <w:rtl w:val="0"/>
-              </w:rPr>
-              <w:t xml:space="preserve">и.</w:t>
-            </w:r>
-            <w:r>
-              <w:rPr>
-                <w:rtl w:val="0"/>
-              </w:rPr>
+              <w:rPr/>
+            </w:pPr>
+            <w:r>
+              <w:rPr>
+                <w:rtl w:val="0"/>
+              </w:rPr>
+              <w:t xml:space="preserve">Мастер класс от </w:t>
+            </w:r>
+            <w:r>
+              <w:rPr>
+                <w:b w:val="1"/>
+                <w:bCs w:val="1"/>
+                <w:rtl w:val="0"/>
+              </w:rPr>
+              <w:t xml:space="preserve">Almaty Children Science Museum</w:t>
+            </w:r>
+            <w:r>
+              <w:rPr>
+                <w:rtl w:val="0"/>
+              </w:rPr>
+              <w:t xml:space="preserve"> «Цвета  природы. Секреты натуральных красителей». Можно ли получить яркие краски из растений и специй?  Используя войлок, растения и натуральные красители, дети создадут собственное красочное изделие, откроют для себя традиционные ремесленные техники.</w:t>
             </w:r>
           </w:p>
           <w:p>
             <w:pPr>
               <w:keepNext w:val="0"/>
               <w:keepLines w:val="0"/>
-              <w:pageBreakBefore w:val="0"/>
               <w:widowControl w:val="1"/>
               <w:pBdr>
                 <w:top w:space="0" w:sz="0" w:val="nil"/>
@@ -2859,11 +2844,7 @@
               <w:spacing w:after="0" w:before="0" w:line="240" w:lineRule="auto"/>
               <w:ind w:left="720" w:right="0" w:firstLine="0"/>
               <w:jc w:val="left"/>
-              <w:rPr>
-                <w:rFonts w:ascii="Calibri" w:cs="Calibri" w:eastAsia="Calibri" w:hAnsi="Calibri"/>
-                <w:sz w:val="24"/>
-                <w:szCs w:val="24"/>
-              </w:rPr>
+              <w:rPr/>
             </w:pPr>
             <w:r>
               <w:rPr>
@@ -2875,11 +2856,10 @@
             <w:pPr>
               <w:keepNext w:val="0"/>
               <w:keepLines w:val="0"/>
-              <w:pageBreakBefore w:val="0"/>
               <w:widowControl w:val="1"/>
               <w:numPr>
                 <w:ilvl w:val="0"/>
-                <w:numId w:val="6"/>
+                <w:numId w:val="1"/>
               </w:numPr>
               <w:pBdr>
                 <w:top w:space="0" w:sz="0" w:val="nil"/>
@@ -2892,28 +2872,33 @@
               <w:spacing w:after="0" w:before="0" w:line="240" w:lineRule="auto"/>
               <w:ind w:left="720" w:right="0" w:hanging="360"/>
               <w:jc w:val="left"/>
-              <w:rPr>
-                <w:rFonts w:ascii="Calibri" w:cs="Calibri" w:eastAsia="Calibri" w:hAnsi="Calibri"/>
-                <w:sz w:val="24"/>
-                <w:szCs w:val="24"/>
-                <w:u w:val="none"/>
-              </w:rPr>
-            </w:pPr>
-            <w:r>
-              <w:rPr>
-                <w:rFonts w:ascii="Calibri" w:cs="Calibri" w:eastAsia="Calibri" w:hAnsi="Calibri"/>
-                <w:sz w:val="24"/>
-                <w:szCs w:val="24"/>
-                <w:rtl w:val="0"/>
-              </w:rPr>
-              <w:t xml:space="preserve">Мастерская «Ыстықтан құтылу» от Международной Образовательной Академии (ex-КазГАСА) – изготовление из бумаги кепок и тюбетеек от жары. Декорирование (коллажная техника), раскрашивание</w:t>
+              <w:rPr/>
+            </w:pPr>
+            <w:r>
+              <w:rPr>
+                <w:rtl w:val="0"/>
+              </w:rPr>
+              <w:t xml:space="preserve">Мастерская «Ыстықтан құтылу» от </w:t>
+            </w:r>
+            <w:r>
+              <w:rPr>
+                <w:b w:val="1"/>
+                <w:bCs w:val="1"/>
+                <w:rtl w:val="0"/>
+              </w:rPr>
+              <w:t xml:space="preserve">Международной Образовательной Корпорации (ex-КазГАСА) </w:t>
+            </w:r>
+            <w:r>
+              <w:rPr>
+                <w:rtl w:val="0"/>
+              </w:rPr>
+              <w:t xml:space="preserve">– изготовление из бумаги кепок и тюбетеек от жары. Декорирование (коллажная техника), раскрашивание</w:t>
             </w:r>
           </w:p>
           <w:p>
             <w:pPr>
               <w:keepNext w:val="0"/>
               <w:keepLines w:val="0"/>
-              <w:pageBreakBefore w:val="0"/>
               <w:widowControl w:val="1"/>
               <w:pBdr>
                 <w:top w:space="0" w:sz="0" w:val="nil"/>
@@ -2926,11 +2911,7 @@
               <w:spacing w:after="0" w:before="0" w:line="240" w:lineRule="auto"/>
               <w:ind w:left="720" w:right="0" w:firstLine="0"/>
               <w:jc w:val="left"/>
-              <w:rPr>
-                <w:rFonts w:ascii="Calibri" w:cs="Calibri" w:eastAsia="Calibri" w:hAnsi="Calibri"/>
-                <w:sz w:val="24"/>
-                <w:szCs w:val="24"/>
-              </w:rPr>
+              <w:rPr/>
             </w:pPr>
             <w:r>
               <w:rPr>
@@ -2942,11 +2923,10 @@
             <w:pPr>
               <w:keepNext w:val="0"/>
               <w:keepLines w:val="0"/>
-              <w:pageBreakBefore w:val="0"/>
               <w:widowControl w:val="1"/>
               <w:numPr>
                 <w:ilvl w:val="0"/>
-                <w:numId w:val="6"/>
+                <w:numId w:val="1"/>
               </w:numPr>
               <w:pBdr>
                 <w:top w:space="0" w:sz="0" w:val="nil"/>
@@ -2959,28 +2939,47 @@
               <w:spacing w:after="0" w:before="0" w:line="240" w:lineRule="auto"/>
               <w:ind w:left="720" w:right="0" w:hanging="360"/>
               <w:jc w:val="left"/>
+              <w:rPr/>
+            </w:pPr>
+            <w:r>
+              <w:rPr>
+                <w:rtl w:val="0"/>
+              </w:rPr>
+              <w:t xml:space="preserve">Мастер-класс «Карта ботсада» от </w:t>
+            </w:r>
+            <w:r>
+              <w:rPr>
+                <w:b w:val="1"/>
+                <w:bCs w:val="1"/>
+                <w:rtl w:val="0"/>
+              </w:rPr>
+              <w:t xml:space="preserve">Международной Образовательной Корпорации (ex-КазГАСА)</w:t>
+            </w:r>
+            <w:r>
+              <w:rPr>
+                <w:rtl w:val="0"/>
+              </w:rPr>
+              <w:t xml:space="preserve"> делаем макеты насаждений ботсад</w:t>
+            </w:r>
+            <w:r>
               <w:rPr>
                 <w:rFonts w:ascii="Calibri" w:cs="Calibri" w:eastAsia="Calibri" w:hAnsi="Calibri"/>
                 <w:sz w:val="24"/>
                 <w:szCs w:val="24"/>
-                <w:u w:val="none"/>
-              </w:rPr>
-            </w:pPr>
-            <w:r>
-              <w:rPr>
-                <w:rFonts w:ascii="Calibri" w:cs="Calibri" w:eastAsia="Calibri" w:hAnsi="Calibri"/>
-                <w:sz w:val="24"/>
-                <w:szCs w:val="24"/>
-                <w:rtl w:val="0"/>
-              </w:rPr>
-              <w:t xml:space="preserve">Мастер-класс «Карта ботсада» от Международной Образовательной Академии (ex-КазГАСА) делаем макеты насаждений ботсада</w:t>
+                <w:rtl w:val="0"/>
+              </w:rPr>
+              <w:t xml:space="preserve">а</w:t>
+            </w:r>
+            <w:r>
+              <w:rPr>
+                <w:rtl w:val="0"/>
+              </w:rPr>
             </w:r>
           </w:p>
           <w:p>
             <w:pPr>
               <w:keepNext w:val="0"/>
               <w:keepLines w:val="0"/>
-              <w:pageBreakBefore w:val="0"/>
               <w:widowControl w:val="1"/>
               <w:pBdr>
                 <w:top w:space="0" w:sz="0" w:val="nil"/>
@@ -3215,7 +3214,7 @@
               <w:rPr>
                 <w:rtl w:val="0"/>
               </w:rPr>
-              <w:t xml:space="preserve">15:00 - 15:10  Флористическое дефиле с ИВЫ до сцены. </w:t>
+              <w:t xml:space="preserve">15:00 - 15:10  Флористическое дефиле до сцены. </w:t>
             </w:r>
           </w:p>
           <w:p>
@@ -3240,32 +3239,7 @@
               <w:rPr>
                 <w:rtl w:val="0"/>
               </w:rPr>
-              <w:t xml:space="preserve">10:00 - 16:00 Благотворительная ярмарка и выставка НПО:</w:t>
-            </w:r>
-          </w:p>
-          <w:p>
-            <w:pPr>
-              <w:spacing w:line="240" w:lineRule="auto"/>
-              <w:ind w:left="720" w:firstLine="0"/>
-              <w:rPr/>
-            </w:pPr>
-            <w:r>
-              <w:rPr>
-                <w:rtl w:val="0"/>
-              </w:rPr>
-            </w:r>
-          </w:p>
-          <w:p>
-            <w:pPr>
-              <w:spacing w:line="240" w:lineRule="auto"/>
-              <w:ind w:left="720" w:firstLine="0"/>
-              <w:rPr/>
-            </w:pPr>
-            <w:r>
-              <w:rPr>
-                <w:rtl w:val="0"/>
-              </w:rPr>
-              <w:t xml:space="preserve">На ярмарке представлены товары, созданные общественными организациями , работающими в области экологии и инклюзии, а также эко-товары от следующих организаций:</w:t>
+              <w:t xml:space="preserve">10:00 - 16:00 Благотворительная ярмарка и выставка НПО: На ярмарке представлены товары, созданные общественными организациями , работающими в области экологии и инклюзии, а также эко-товары от следующих организаций:</w:t>
             </w:r>
           </w:p>
           <w:p>
@@ -3284,10 +3258,10 @@
             <w:pPr>
               <w:numPr>
                 <w:ilvl w:val="0"/>
-                <w:numId w:val="3"/>
+                <w:numId w:val="5"/>
               </w:numPr>
               <w:spacing w:line="240" w:lineRule="auto"/>
-              <w:ind w:left="720" w:hanging="360"/>
+              <w:ind w:left="1417.3228346456694" w:hanging="360"/>
               <w:rPr/>
             </w:pPr>
             <w:r>
@@ -3301,10 +3275,10 @@
             <w:pPr>
               <w:numPr>
                 <w:ilvl w:val="0"/>
-                <w:numId w:val="3"/>
+                <w:numId w:val="5"/>
               </w:numPr>
               <w:spacing w:line="240" w:lineRule="auto"/>
-              <w:ind w:left="720" w:hanging="360"/>
+              <w:ind w:left="1417.3228346456694" w:hanging="360"/>
               <w:rPr/>
             </w:pPr>
             <w:r>
@@ -3318,10 +3292,10 @@
             <w:pPr>
               <w:numPr>
                 <w:ilvl w:val="0"/>
-                <w:numId w:val="3"/>
+                <w:numId w:val="5"/>
               </w:numPr>
               <w:spacing w:line="240" w:lineRule="auto"/>
-              <w:ind w:left="720" w:hanging="360"/>
+              <w:ind w:left="1417.3228346456694" w:hanging="360"/>
               <w:rPr/>
             </w:pPr>
             <w:r>
@@ -3335,27 +3309,27 @@
             <w:pPr>
               <w:numPr>
                 <w:ilvl w:val="0"/>
-                <w:numId w:val="3"/>
+                <w:numId w:val="5"/>
               </w:numPr>
               <w:spacing w:line="240" w:lineRule="auto"/>
-              <w:ind w:left="720" w:hanging="360"/>
-              <w:rPr/>
-            </w:pPr>
-            <w:r>
-              <w:rPr>
-                <w:rtl w:val="0"/>
-              </w:rPr>
-              <w:t xml:space="preserve">ОФ "Harmony fund" (мерч с изображением картин особенных художников)</w:t>
+              <w:ind w:left="1417.3228346456694" w:hanging="360"/>
+              <w:rPr/>
+            </w:pPr>
+            <w:r>
+              <w:rPr>
+                <w:rtl w:val="0"/>
+              </w:rPr>
+              <w:t xml:space="preserve">ОФ "Harmony fund" </w:t>
             </w:r>
           </w:p>
           <w:p>
             <w:pPr>
               <w:numPr>
                 <w:ilvl w:val="0"/>
-                <w:numId w:val="3"/>
+                <w:numId w:val="5"/>
               </w:numPr>
               <w:spacing w:line="240" w:lineRule="auto"/>
-              <w:ind w:left="720" w:hanging="360"/>
+              <w:ind w:left="1417.3228346456694" w:hanging="360"/>
               <w:rPr/>
             </w:pPr>
             <w:r>
@@ -3369,10 +3343,10 @@
             <w:pPr>
               <w:numPr>
                 <w:ilvl w:val="0"/>
-                <w:numId w:val="3"/>
+                <w:numId w:val="5"/>
               </w:numPr>
               <w:spacing w:line="240" w:lineRule="auto"/>
-              <w:ind w:left="720" w:hanging="360"/>
+              <w:ind w:left="1417.3228346456694" w:hanging="360"/>
               <w:rPr/>
             </w:pPr>
             <w:r>
@@ -3386,27 +3360,27 @@
             <w:pPr>
               <w:numPr>
                 <w:ilvl w:val="0"/>
-                <w:numId w:val="3"/>
+                <w:numId w:val="5"/>
               </w:numPr>
               <w:spacing w:line="240" w:lineRule="auto"/>
-              <w:ind w:left="720" w:hanging="360"/>
-              <w:rPr/>
-            </w:pPr>
-            <w:r>
-              <w:rPr>
-                <w:rtl w:val="0"/>
-              </w:rPr>
-              <w:t xml:space="preserve"> Частный фонд “ Реабелитационный центр для детей и подростков с ограниченными возможностями Мейрiм”</w:t>
+              <w:ind w:left="1417.3228346456694" w:hanging="360"/>
+              <w:rPr/>
+            </w:pPr>
+            <w:r>
+              <w:rPr>
+                <w:rtl w:val="0"/>
+              </w:rPr>
+              <w:t xml:space="preserve"> Частный фонд “ Реабилитационный центр для детей и подростков с ограниченными возможностями Мейрiм”</w:t>
             </w:r>
           </w:p>
           <w:p>
             <w:pPr>
               <w:numPr>
                 <w:ilvl w:val="0"/>
-                <w:numId w:val="3"/>
+                <w:numId w:val="5"/>
               </w:numPr>
               <w:spacing w:line="240" w:lineRule="auto"/>
-              <w:ind w:left="720" w:hanging="360"/>
+              <w:ind w:left="1417.3228346456694" w:hanging="360"/>
               <w:rPr/>
             </w:pPr>
             <w:r>
@@ -3420,10 +3394,10 @@
             <w:pPr>
               <w:numPr>
                 <w:ilvl w:val="0"/>
-                <w:numId w:val="3"/>
+                <w:numId w:val="5"/>
               </w:numPr>
               <w:spacing w:line="240" w:lineRule="auto"/>
-              <w:ind w:left="720" w:hanging="360"/>
+              <w:ind w:left="1417.3228346456694" w:hanging="360"/>
               <w:rPr/>
             </w:pPr>
             <w:r>
@@ -3437,10 +3411,10 @@
             <w:pPr>
               <w:numPr>
                 <w:ilvl w:val="0"/>
-                <w:numId w:val="3"/>
+                <w:numId w:val="5"/>
               </w:numPr>
               <w:spacing w:line="240" w:lineRule="auto"/>
-              <w:ind w:left="720" w:hanging="360"/>
+              <w:ind w:left="1417.3228346456694" w:hanging="360"/>
               <w:rPr/>
             </w:pPr>
             <w:r>
@@ -3454,34 +3428,17 @@
             <w:pPr>
               <w:numPr>
                 <w:ilvl w:val="0"/>
-                <w:numId w:val="3"/>
+                <w:numId w:val="5"/>
               </w:numPr>
               <w:spacing w:line="240" w:lineRule="auto"/>
-              <w:ind w:left="720" w:hanging="360"/>
-              <w:rPr/>
-            </w:pPr>
-            <w:r>
-              <w:rPr>
-                <w:rtl w:val="0"/>
-              </w:rPr>
-              <w:t xml:space="preserve"> МОО Общество Инвалидов   Бостандыкского района</w:t>
-            </w:r>
-          </w:p>
-          <w:p>
-            <w:pPr>
-              <w:numPr>
-                <w:ilvl w:val="0"/>
-                <w:numId w:val="3"/>
-              </w:numPr>
-              <w:spacing w:line="240" w:lineRule="auto"/>
-              <w:ind w:left="720" w:hanging="360"/>
-              <w:rPr/>
-            </w:pPr>
-            <w:r>
-              <w:rPr>
-                <w:rtl w:val="0"/>
-              </w:rPr>
-              <w:t xml:space="preserve">Инклюзивное кафе Kunde </w:t>
+              <w:ind w:left="1417.3228346456694" w:hanging="360"/>
+              <w:rPr/>
+            </w:pPr>
+            <w:r>
+              <w:rPr>
+                <w:rtl w:val="0"/>
+              </w:rPr>
+              <w:t xml:space="preserve"> МОО Общество Инвалидов Бостандыкского района</w:t>
             </w:r>
           </w:p>
           <w:p>
@@ -3523,15 +3480,22 @@
           </w:tcPr>
           <w:p>
             <w:pPr>
-              <w:widowControl w:val="0"/>
-              <w:spacing w:after="0" w:before="0" w:line="240" w:lineRule="auto"/>
-              <w:ind w:left="0" w:firstLine="0"/>
-              <w:jc w:val="center"/>
-              <w:rPr>
-                <w:b w:val="1"/>
-                <w:bCs w:val="1"/>
-                <w:color w:val="ff0000"/>
-              </w:rPr>
+              <w:keepNext w:val="0"/>
+              <w:keepLines w:val="0"/>
+              <w:pageBreakBefore w:val="0"/>
+              <w:widowControl w:val="0"/>
+              <w:pBdr>
+                <w:top w:space="0" w:sz="0" w:val="nil"/>
+                <w:left w:space="0" w:sz="0" w:val="nil"/>
+                <w:bottom w:space="0" w:sz="0" w:val="nil"/>
+                <w:right w:space="0" w:sz="0" w:val="nil"/>
+                <w:between w:space="0" w:sz="0" w:val="nil"/>
+              </w:pBdr>
+              <w:shd w:fill="auto" w:val="clear"/>
+              <w:spacing w:after="0" w:before="0" w:line="276" w:lineRule="auto"/>
+              <w:ind w:left="0" w:right="0" w:firstLine="0"/>
+              <w:jc w:val="left"/>
+              <w:rPr/>
             </w:pPr>
             <w:r>
               <w:rPr>
@@ -3554,8 +3518,21 @@
           </w:tcPr>
           <w:p>
             <w:pPr>
-              <w:spacing w:after="0" w:before="0" w:line="240" w:lineRule="auto"/>
-              <w:ind w:left="0" w:firstLine="0"/>
+              <w:keepNext w:val="0"/>
+              <w:keepLines w:val="0"/>
+              <w:pageBreakBefore w:val="0"/>
+              <w:widowControl w:val="0"/>
+              <w:pBdr>
+                <w:top w:space="0" w:sz="0" w:val="nil"/>
+                <w:left w:space="0" w:sz="0" w:val="nil"/>
+                <w:bottom w:space="0" w:sz="0" w:val="nil"/>
+                <w:right w:space="0" w:sz="0" w:val="nil"/>
+                <w:between w:space="0" w:sz="0" w:val="nil"/>
+              </w:pBdr>
+              <w:shd w:fill="auto" w:val="clear"/>
+              <w:spacing w:after="0" w:before="0" w:line="276" w:lineRule="auto"/>
+              <w:ind w:left="0" w:right="0" w:firstLine="0"/>
+              <w:jc w:val="left"/>
               <w:rPr/>
             </w:pPr>
             <w:r>
@@ -3663,7 +3640,21 @@
               <w:rPr>
                 <w:rtl w:val="0"/>
               </w:rPr>
-              <w:t xml:space="preserve">Мастер-класс по посадке горшечных растений от лаборатории тропических и субтропических растений Института Ботаники и Фитоинтродукции.</w:t>
+              <w:t xml:space="preserve">Мастер-класс по посадке горшечных растений от лаборатории тропических и субтропических растений </w:t>
+            </w:r>
+            <w:r>
+              <w:rPr>
+                <w:b w:val="1"/>
+                <w:bCs w:val="1"/>
+                <w:rtl w:val="0"/>
+              </w:rPr>
+              <w:t xml:space="preserve">Института Ботаники и Фитоинтродукции</w:t>
+            </w:r>
+            <w:r>
+              <w:rPr>
+                <w:rtl w:val="0"/>
+              </w:rPr>
+              <w:t xml:space="preserve">.</w:t>
             </w:r>
           </w:p>
           <w:p>
@@ -3905,13 +3896,11 @@
             <w:pPr>
               <w:numPr>
                 <w:ilvl w:val="0"/>
-                <w:numId w:val="11"/>
+                <w:numId w:val="2"/>
               </w:numPr>
               <w:spacing w:line="240" w:lineRule="auto"/>
               <w:ind w:left="720" w:hanging="360"/>
-              <w:rPr>
-                <w:u w:val="none"/>
-              </w:rPr>
+              <w:rPr/>
             </w:pPr>
             <w:r>
               <w:rPr>
@@ -3937,7 +3926,7 @@
             <w:pPr>
               <w:numPr>
                 <w:ilvl w:val="0"/>
-                <w:numId w:val="4"/>
+                <w:numId w:val="6"/>
               </w:numPr>
               <w:pBdr>
                 <w:top w:space="0" w:sz="0" w:val="nil"/>
@@ -3967,7 +3956,7 @@
             <w:pPr>
               <w:numPr>
                 <w:ilvl w:val="0"/>
-                <w:numId w:val="4"/>
+                <w:numId w:val="6"/>
               </w:numPr>
               <w:pBdr>
                 <w:top w:space="0" w:sz="0" w:val="nil"/>
@@ -3994,7 +3983,7 @@
             <w:pPr>
               <w:numPr>
                 <w:ilvl w:val="0"/>
-                <w:numId w:val="4"/>
+                <w:numId w:val="6"/>
               </w:numPr>
               <w:pBdr>
                 <w:top w:space="0" w:sz="0" w:val="nil"/>
@@ -4021,7 +4010,7 @@
             <w:pPr>
               <w:numPr>
                 <w:ilvl w:val="0"/>
-                <w:numId w:val="4"/>
+                <w:numId w:val="6"/>
               </w:numPr>
               <w:pBdr>
                 <w:top w:space="0" w:sz="0" w:val="nil"/>
@@ -4048,7 +4037,7 @@
             <w:pPr>
               <w:numPr>
                 <w:ilvl w:val="0"/>
-                <w:numId w:val="4"/>
+                <w:numId w:val="6"/>
               </w:numPr>
               <w:pBdr>
                 <w:top w:space="0" w:sz="0" w:val="nil"/>
@@ -4075,7 +4064,7 @@
             <w:pPr>
               <w:numPr>
                 <w:ilvl w:val="0"/>
-                <w:numId w:val="4"/>
+                <w:numId w:val="6"/>
               </w:numPr>
               <w:pBdr>
                 <w:top w:space="0" w:sz="0" w:val="nil"/>
@@ -4140,13 +4129,11 @@
             <w:pPr>
               <w:numPr>
                 <w:ilvl w:val="0"/>
-                <w:numId w:val="11"/>
+                <w:numId w:val="2"/>
               </w:numPr>
               <w:spacing w:line="240" w:lineRule="auto"/>
               <w:ind w:left="720" w:hanging="360"/>
-              <w:rPr>
-                <w:u w:val="none"/>
-              </w:rPr>
+              <w:rPr/>
             </w:pPr>
             <w:r>
               <w:rPr>
@@ -4155,6 +4142,11 @@
                 <w:rtl w:val="0"/>
               </w:rPr>
               <w:t xml:space="preserve">Площадка “Детский Уголок” от Umai Books  ×  Oilau Hub ( для детей  3+) </w:t>
+            </w:r>
+            <w:r>
+              <w:rPr>
+                <w:rtl w:val="0"/>
+              </w:rPr>
             </w:r>
           </w:p>
           <w:p>
@@ -4290,13 +4282,11 @@
             <w:pPr>
               <w:numPr>
                 <w:ilvl w:val="0"/>
-                <w:numId w:val="11"/>
+                <w:numId w:val="2"/>
               </w:numPr>
               <w:spacing w:line="240" w:lineRule="auto"/>
               <w:ind w:left="720" w:hanging="360"/>
-              <w:rPr>
-                <w:u w:val="none"/>
-              </w:rPr>
+              <w:rPr/>
             </w:pPr>
             <w:r>
               <w:rPr>
@@ -4314,6 +4304,11 @@
                 <w:rtl w:val="0"/>
               </w:rPr>
               <w:t xml:space="preserve">:</w:t>
+            </w:r>
+            <w:r>
+              <w:rPr>
+                <w:rtl w:val="0"/>
+              </w:rPr>
             </w:r>
           </w:p>
           <w:p>
@@ -4432,14 +4427,13 @@
             <w:pPr>
               <w:numPr>
                 <w:ilvl w:val="0"/>
-                <w:numId w:val="11"/>
+                <w:numId w:val="2"/>
               </w:numPr>
               <w:spacing w:line="240" w:lineRule="auto"/>
               <w:ind w:left="720" w:hanging="360"/>
               <w:rPr>
                 <w:b w:val="1"/>
                 <w:bCs w:val="1"/>
-                <w:u w:val="none"/>
               </w:rPr>
             </w:pPr>
             <w:r>
@@ -4450,6 +4444,58 @@
               </w:rPr>
               <w:t xml:space="preserve">Площадка с настольными играми от Корпорации Инициатив (КИ) и Макара Быкова - организатора сообщества особенных людей. Игры: “Бункер”, “Диксит” и “Звездная империя”</w:t>
             </w:r>
+            <w:r>
+              <w:rPr>
+                <w:rtl w:val="0"/>
+              </w:rPr>
+            </w:r>
+          </w:p>
+          <w:p>
+            <w:pPr>
+              <w:spacing w:line="240" w:lineRule="auto"/>
+              <w:rPr>
+                <w:b w:val="1"/>
+                <w:bCs w:val="1"/>
+              </w:rPr>
+            </w:pPr>
+            <w:r>
+              <w:rPr>
+                <w:rtl w:val="0"/>
+              </w:rPr>
+            </w:r>
+          </w:p>
+          <w:p>
+            <w:pPr>
+              <w:numPr>
+                <w:ilvl w:val="0"/>
+                <w:numId w:val="2"/>
+              </w:numPr>
+              <w:spacing w:line="240" w:lineRule="auto"/>
+              <w:ind w:left="720" w:hanging="360"/>
+              <w:rPr>
+                <w:b w:val="1"/>
+                <w:bCs w:val="1"/>
+              </w:rPr>
+            </w:pPr>
+            <w:r>
+              <w:rPr>
+                <w:b w:val="1"/>
+                <w:bCs w:val="1"/>
+                <w:rtl w:val="0"/>
+              </w:rPr>
+              <w:t xml:space="preserve">Интерактивный детский эко-спектакль  от независимого кукольного театра “Хранители гор” :</w:t>
+            </w:r>
+            <w:r>
+              <w:rPr>
+                <w:rtl w:val="0"/>
+              </w:rPr>
+              <w:t xml:space="preserve"> начало в 11:00, 12:00, 13:00 и 14:00 </w:t>
+            </w:r>
+            <w:r>
+              <w:rPr>
+                <w:rtl w:val="0"/>
+              </w:rPr>
+            </w:r>
           </w:p>
           <w:p>
             <w:pPr>
@@ -4461,6 +4507,49 @@
               <w:rPr>
                 <w:rtl w:val="0"/>
               </w:rPr>
+            </w:r>
+          </w:p>
+        </w:tc>
+      </w:tr>
+      <w:tr>
+        <w:trPr>
+          <w:cantSplit w:val="0"/>
+          <w:trHeight w:val="420" w:hRule="atLeast"/>
+          <w:tblHeader w:val="0"/>
+        </w:trPr>
+        <w:tc>
+          <w:tcPr>
+            <w:gridSpan w:val="2"/>
+            <w:tcBorders>
+              <w:top w:color="cccccc" w:space="0" w:sz="4" w:val="single"/>
+              <w:left w:color="000000" w:space="0" w:sz="4" w:val="single"/>
+              <w:bottom w:color="000000" w:space="0" w:sz="4" w:val="single"/>
+              <w:right w:color="000000" w:space="0" w:sz="4" w:val="single"/>
+            </w:tcBorders>
+            <w:tcMar>
+              <w:top w:w="0.0" w:type="dxa"/>
+              <w:left w:w="40.0" w:type="dxa"/>
+              <w:bottom w:w="0.0" w:type="dxa"/>
+              <w:right w:w="40.0" w:type="dxa"/>
+            </w:tcMar>
+            <w:vAlign w:val="center"/>
+          </w:tcPr>
+          <w:p>
+            <w:pPr>
+              <w:widowControl w:val="0"/>
+              <w:jc w:val="center"/>
+              <w:rPr>
+                <w:b w:val="1"/>
+                <w:bCs w:val="1"/>
+              </w:rPr>
+            </w:pPr>
+            <w:r>
+              <w:rPr>
+                <w:b w:val="1"/>
+                <w:bCs w:val="1"/>
+                <w:rtl w:val="0"/>
+              </w:rPr>
+              <w:t xml:space="preserve">ДРУГИЕ АКТИВНОСТИ</w:t>
             </w:r>
           </w:p>
         </w:tc>
@@ -4491,11 +4580,19 @@
               <w:widowControl w:val="0"/>
               <w:jc w:val="center"/>
               <w:rPr>
-                <w:b w:val="1"/>
-                <w:bCs w:val="1"/>
-                <w:color w:val="ff0000"/>
-              </w:rPr>
-            </w:pPr>
+                <w:rFonts w:ascii="Calibri" w:cs="Calibri" w:eastAsia="Calibri" w:hAnsi="Calibri"/>
+                <w:b w:val="1"/>
+                <w:bCs w:val="1"/>
+              </w:rPr>
+            </w:pPr>
+            <w:r>
+              <w:rPr>
+                <w:b w:val="1"/>
+                <w:bCs w:val="1"/>
+                <w:rtl w:val="0"/>
+              </w:rPr>
+              <w:t xml:space="preserve">Перголы с розами: Выставка картин и детского творчества </w:t>
+            </w:r>
             <w:r>
               <w:rPr>
                 <w:rtl w:val="0"/>
@@ -4517,7 +4614,42 @@
           <w:p>
             <w:pPr>
               <w:spacing w:line="240" w:lineRule="auto"/>
-              <w:ind w:left="720" w:firstLine="0"/>
+              <w:rPr/>
+            </w:pPr>
+            <w:r>
+              <w:rPr>
+                <w:rtl w:val="0"/>
+              </w:rPr>
+              <w:t xml:space="preserve">Выставка картин от Ботагоз Шормановой </w:t>
+            </w:r>
+          </w:p>
+          <w:p>
+            <w:pPr>
+              <w:spacing w:line="240" w:lineRule="auto"/>
+              <w:rPr/>
+            </w:pPr>
+            <w:r>
+              <w:rPr>
+                <w:rtl w:val="0"/>
+              </w:rPr>
+              <w:t xml:space="preserve">Выставка рисунков от детей Ресурсного центра «Асыл Мирас</w:t>
+            </w:r>
+          </w:p>
+          <w:p>
+            <w:pPr>
+              <w:spacing w:line="240" w:lineRule="auto"/>
+              <w:rPr/>
+            </w:pPr>
+            <w:r>
+              <w:rPr>
+                <w:rtl w:val="0"/>
+              </w:rPr>
+              <w:t xml:space="preserve">Выставка поделок из природных материалов от посетителей ботсада</w:t>
+            </w:r>
+          </w:p>
+          <w:p>
+            <w:pPr>
+              <w:spacing w:line="240" w:lineRule="auto"/>
               <w:rPr/>
             </w:pPr>
             <w:r>
@@ -4554,31 +4686,17 @@
               <w:widowControl w:val="0"/>
               <w:jc w:val="center"/>
               <w:rPr>
-                <w:rFonts w:ascii="Calibri" w:cs="Calibri" w:eastAsia="Calibri" w:hAnsi="Calibri"/>
-                <w:b w:val="1"/>
-                <w:bCs w:val="1"/>
-              </w:rPr>
-            </w:pPr>
-            <w:r>
-              <w:rPr>
-                <w:b w:val="1"/>
-                <w:bCs w:val="1"/>
-                <w:rtl w:val="0"/>
-              </w:rPr>
-              <w:t xml:space="preserve">П</w:t>
-            </w:r>
-            <w:r>
-              <w:rPr>
-                <w:b w:val="1"/>
-                <w:bCs w:val="1"/>
-                <w:rtl w:val="0"/>
-              </w:rPr>
-              <w:t xml:space="preserve">ерголы с розами: Выставка картин и детского творчества </w:t>
-            </w:r>
-            <w:r>
-              <w:rPr>
-                <w:rtl w:val="0"/>
-              </w:rPr>
+                <w:b w:val="1"/>
+                <w:bCs w:val="1"/>
+              </w:rPr>
+            </w:pPr>
+            <w:r>
+              <w:rPr>
+                <w:b w:val="1"/>
+                <w:bCs w:val="1"/>
+                <w:rtl w:val="0"/>
+              </w:rPr>
+              <w:t xml:space="preserve">Точки раздельного сбора отходов от  Recycle Birge</w:t>
             </w:r>
           </w:p>
         </w:tc>
@@ -4602,107 +4720,7 @@
               <w:rPr>
                 <w:rtl w:val="0"/>
               </w:rPr>
-              <w:t xml:space="preserve">Выставка картин от Ботагоз Шормановой </w:t>
-            </w:r>
-          </w:p>
-          <w:p>
-            <w:pPr>
-              <w:spacing w:line="240" w:lineRule="auto"/>
-              <w:rPr/>
-            </w:pPr>
-            <w:r>
-              <w:rPr>
-                <w:rtl w:val="0"/>
-              </w:rPr>
-              <w:t xml:space="preserve">Выставка рисунков от детей Ресурсного центра «Асыл Мирас</w:t>
-            </w:r>
-          </w:p>
-          <w:p>
-            <w:pPr>
-              <w:spacing w:line="240" w:lineRule="auto"/>
-              <w:rPr/>
-            </w:pPr>
-            <w:r>
-              <w:rPr>
-                <w:rtl w:val="0"/>
-              </w:rPr>
-              <w:t xml:space="preserve">Выставка поделок из природных материалов от посетителей ботсада</w:t>
-            </w:r>
-          </w:p>
-          <w:p>
-            <w:pPr>
-              <w:spacing w:line="240" w:lineRule="auto"/>
-              <w:rPr/>
-            </w:pPr>
-            <w:r>
-              <w:rPr>
-                <w:rtl w:val="0"/>
-              </w:rPr>
-            </w:r>
-          </w:p>
-        </w:tc>
-      </w:tr>
-      <w:tr>
-        <w:trPr>
-          <w:cantSplit w:val="0"/>
-          <w:tblHeader w:val="0"/>
-        </w:trPr>
-        <w:tc>
-          <w:tcPr>
-            <w:tcBorders>
-              <w:top w:color="cccccc" w:space="0" w:sz="4" w:val="single"/>
-              <w:left w:color="000000" w:space="0" w:sz="4" w:val="single"/>
-              <w:bottom w:color="000000" w:space="0" w:sz="4" w:val="single"/>
-              <w:right w:color="000000" w:space="0" w:sz="4" w:val="single"/>
-            </w:tcBorders>
-            <w:tcMar>
-              <w:top w:w="0.0" w:type="dxa"/>
-              <w:left w:w="40.0" w:type="dxa"/>
-              <w:bottom w:w="0.0" w:type="dxa"/>
-              <w:right w:w="40.0" w:type="dxa"/>
-            </w:tcMar>
-            <w:vAlign w:val="center"/>
-          </w:tcPr>
-          <w:p>
-            <w:pPr>
-              <w:widowControl w:val="0"/>
-              <w:jc w:val="center"/>
-              <w:rPr>
-                <w:b w:val="1"/>
-                <w:bCs w:val="1"/>
-              </w:rPr>
-            </w:pPr>
-            <w:r>
-              <w:rPr>
-                <w:b w:val="1"/>
-                <w:bCs w:val="1"/>
-                <w:rtl w:val="0"/>
-              </w:rPr>
-              <w:t xml:space="preserve">Точки раздельного сбора отходов от  Recycle Birge</w:t>
-            </w:r>
-          </w:p>
-        </w:tc>
-        <w:tc>
-          <w:tcPr>
-            <w:shd w:fill="auto" w:val="clear"/>
-            <w:tcMar>
-              <w:top w:w="100.0" w:type="dxa"/>
-              <w:left w:w="100.0" w:type="dxa"/>
-              <w:bottom w:w="100.0" w:type="dxa"/>
-              <w:right w:w="100.0" w:type="dxa"/>
-            </w:tcMar>
-            <w:vAlign w:val="center"/>
-          </w:tcPr>
-          <w:p>
-            <w:pPr>
-              <w:spacing w:line="240" w:lineRule="auto"/>
-              <w:rPr/>
-            </w:pPr>
-            <w:r>
-              <w:rPr>
-                <w:rtl w:val="0"/>
-              </w:rPr>
-              <w:t xml:space="preserve">По всей территории фестиваля </w:t>
+              <w:t xml:space="preserve">По всей территории фестиваля ( на карте ищите значок ♻️)</w:t>
             </w:r>
           </w:p>
         </w:tc>
@@ -4810,9 +4828,17 @@
             </w:pPr>
             <w:r>
               <w:rPr>
-                <w:rtl w:val="0"/>
-              </w:rPr>
-              <w:t xml:space="preserve">Экскурсии с гидами – научными сотрудниками Института Ботаники и Фитоинтродукции по коллекциям Главного Ботанического Сада Алматы. Группы на русском и казахском языках.</w:t>
+                <w:b w:val="1"/>
+                <w:bCs w:val="1"/>
+                <w:rtl w:val="0"/>
+              </w:rPr>
+              <w:t xml:space="preserve">Экскурсии с гидами</w:t>
+            </w:r>
+            <w:r>
+              <w:rPr>
+                <w:rtl w:val="0"/>
+              </w:rPr>
+              <w:t xml:space="preserve"> – научными сотрудниками Института Ботаники и Фитоинтродукции по коллекциям Главного Ботанического Сада Алматы. Группы на русском и казахском языках.</w:t>
             </w:r>
           </w:p>
           <w:p>
@@ -4858,7 +4884,7 @@
               <w:rPr>
                 <w:rtl w:val="0"/>
               </w:rPr>
-              <w:t xml:space="preserve">11:00 -12:00  - одновременно 3 группы</w:t>
+              <w:t xml:space="preserve">11:00 -12:00  - одновременно 3группы</w:t>
             </w:r>
           </w:p>
           <w:p>
@@ -4986,7 +5012,7 @@
               <w:rPr>
                 <w:rtl w:val="0"/>
               </w:rPr>
-              <w:t xml:space="preserve">Волонтеры помогут разобраться в карте фестиваля и подобрать подходящую активность. </w:t>
+              <w:t xml:space="preserve">Волонтеры на входе помогут разобраться в карте фестиваля и подобрать подходящую активность. </w:t>
             </w:r>
           </w:p>
           <w:p>
@@ -5024,7 +5050,21 @@
               <w:rPr>
                 <w:rtl w:val="0"/>
               </w:rPr>
-              <w:t xml:space="preserve">KezdesuKhana</w:t>
+              <w:t xml:space="preserve">KezdesuKhana. </w:t>
+            </w:r>
+            <w:r>
+              <w:rPr>
+                <w:b w:val="1"/>
+                <w:bCs w:val="1"/>
+                <w:rtl w:val="0"/>
+              </w:rPr>
+              <w:t xml:space="preserve">Интерактивный опрос в виде исследовательского стенда-карты</w:t>
+            </w:r>
+            <w:r>
+              <w:rPr>
+                <w:rtl w:val="0"/>
+              </w:rPr>
+              <w:t xml:space="preserve">, посвященный темам фестиваля — экологии и инклюзии. Стенд сочетает картирование, партисипативное исследование и игровые механики сбора данных. Он позволяет посетителям не только познакомиться с программой фестиваля, но и стать соавторами исследования, оставляя свои наблюдения, оценки и предложения. </w:t>
             </w:r>
           </w:p>
           <w:p>
@@ -5037,6 +5077,7 @@
               <w:rPr>
                 <w:rtl w:val="0"/>
               </w:rPr>
+              <w:t xml:space="preserve"> </w:t>
             </w:r>
           </w:p>
           <w:p>
@@ -5049,7 +5090,6 @@
               <w:rPr>
                 <w:rtl w:val="0"/>
               </w:rPr>
-              <w:t xml:space="preserve">Интерактивный исследовательский стенд-карта, посвященный темам фестиваля — экологии и инклюзии. Стенд сочетает картирование, партисипативное исследование и игровые механики сбора данных. Он позволяет посетителям не только познакомиться с программой фестиваля, но и стать соавторами исследования, оставляя свои наблюдения, оценки и предложения. </w:t>
             </w:r>
           </w:p>
           <w:p>
@@ -5062,32 +5102,21 @@
               <w:rPr>
                 <w:rtl w:val="0"/>
               </w:rPr>
-              <w:t xml:space="preserve"> </w:t>
-            </w:r>
-          </w:p>
-          <w:p>
-            <w:pPr>
-              <w:spacing w:line="240" w:lineRule="auto"/>
-              <w:ind w:left="0" w:firstLine="0"/>
-              <w:rPr/>
-            </w:pPr>
-            <w:r>
-              <w:rPr>
-                <w:rtl w:val="0"/>
-              </w:rPr>
-            </w:r>
-          </w:p>
-          <w:p>
-            <w:pPr>
-              <w:spacing w:line="240" w:lineRule="auto"/>
-              <w:ind w:left="0" w:firstLine="0"/>
-              <w:rPr/>
-            </w:pPr>
-            <w:r>
-              <w:rPr>
-                <w:rtl w:val="0"/>
-              </w:rPr>
-              <w:t xml:space="preserve">Для вас весь день работает инклюзивное кафе КУНДЕ</w:t>
+              <w:t xml:space="preserve">Для вас весь день работает </w:t>
+            </w:r>
+            <w:r>
+              <w:rPr>
+                <w:b w:val="1"/>
+                <w:bCs w:val="1"/>
+                <w:rtl w:val="0"/>
+              </w:rPr>
+              <w:t xml:space="preserve">инклюзивное кафе КУНДЕ</w:t>
+            </w:r>
+            <w:r>
+              <w:rPr>
+                <w:rtl w:val="0"/>
+              </w:rPr>
+              <w:t xml:space="preserve"> прямо у входа с Тимирязева. </w:t>
             </w:r>
           </w:p>
           <w:p>
@@ -5183,9 +5212,11 @@
             </w:pPr>
             <w:r>
               <w:rPr>
-                <w:rtl w:val="0"/>
-              </w:rPr>
-              <w:t xml:space="preserve">НВС </w:t>
+                <w:b w:val="1"/>
+                <w:bCs w:val="1"/>
+                <w:rtl w:val="0"/>
+              </w:rPr>
+              <w:t xml:space="preserve">Национальная Волонтерская Сеть </w:t>
             </w:r>
             <w:r>
               <w:rPr>
@@ -5214,26 +5245,7 @@
               <w:rPr>
                 <w:rtl w:val="0"/>
               </w:rPr>
-              <w:t xml:space="preserve">Волонтеры для работы с посетителями на площадках и для навигации </w:t>
-            </w:r>
-          </w:p>
-          <w:p>
-            <w:pPr>
-              <w:numPr>
-                <w:ilvl w:val="0"/>
-                <w:numId w:val="10"/>
-              </w:numPr>
-              <w:spacing w:line="240" w:lineRule="auto"/>
-              <w:ind w:left="720" w:hanging="360"/>
-              <w:rPr>
-                <w:u w:val="none"/>
-              </w:rPr>
-            </w:pPr>
-            <w:r>
-              <w:rPr>
-                <w:rtl w:val="0"/>
-              </w:rPr>
-              <w:t xml:space="preserve">кепка и шоппер, если бюджета будет достаточно, то + футболки</w:t>
+              <w:t xml:space="preserve">По всей территории сада будут работать волонтеры, которые окажут помощь в навигации по саду, помогут подобрать интересующий вас мастер-класс, а также ответят на вопросы, связанные с фестивалем. </w:t>
             </w:r>
           </w:p>
         </w:tc>
@@ -5305,7 +5317,7 @@
                 <w:szCs w:val="26"/>
               </w:rPr>
             </w:pPr>
-            <w:bookmarkStart w:colFirst="0" w:colLast="0" w:name="_heading=h.twd7l5cz0bd9" w:id="2"/>
+            <w:bookmarkStart w:colFirst="0" w:colLast="0" w:name="_e77xauo7eaan" w:id="2"/>
             <w:bookmarkEnd w:id="2"/>
             <w:r>
               <w:rPr>
@@ -5351,6 +5363,29 @@
           <w:p>
             <w:pPr>
               <w:widowControl w:val="0"/>
+              <w:rPr>
+                <w:b w:val="1"/>
+                <w:bCs w:val="1"/>
+              </w:rPr>
+            </w:pPr>
+            <w:r>
+              <w:rPr>
+                <w:rtl w:val="0"/>
+              </w:rPr>
+              <w:t xml:space="preserve">Знакомство. На сцене ведущий </w:t>
+            </w:r>
+            <w:r>
+              <w:rPr>
+                <w:b w:val="1"/>
+                <w:bCs w:val="1"/>
+                <w:rtl w:val="0"/>
+              </w:rPr>
+              <w:t xml:space="preserve">Даниэль Джеймс. </w:t>
+            </w:r>
+          </w:p>
+          <w:p>
+            <w:pPr>
+              <w:widowControl w:val="0"/>
               <w:rPr/>
             </w:pPr>
             <w:r>
@@ -5805,7 +5840,7 @@
       <w:tr>
         <w:trPr>
           <w:cantSplit w:val="0"/>
-          <w:trHeight w:val="293.69986533772254" w:hRule="atLeast"/>
+          <w:trHeight w:val="315" w:hRule="atLeast"/>
           <w:tblHeader w:val="0"/>
         </w:trPr>
         <w:tc>
@@ -5826,15 +5861,74 @@
           </w:tcPr>
           <w:p>
             <w:pPr>
-              <w:widowControl w:val="0"/>
-              <w:rPr>
-                <w:highlight w:val="yellow"/>
-              </w:rPr>
-            </w:pPr>
-            <w:r>
-              <w:rPr>
-                <w:rtl w:val="0"/>
-              </w:rPr>
+              <w:keepNext w:val="0"/>
+              <w:keepLines w:val="0"/>
+              <w:widowControl w:val="0"/>
+              <w:pBdr>
+                <w:top w:space="0" w:sz="0" w:val="nil"/>
+                <w:left w:space="0" w:sz="0" w:val="nil"/>
+                <w:bottom w:space="0" w:sz="0" w:val="nil"/>
+                <w:right w:space="0" w:sz="0" w:val="nil"/>
+                <w:between w:space="0" w:sz="0" w:val="nil"/>
+              </w:pBdr>
+              <w:shd w:fill="auto" w:val="clear"/>
+              <w:spacing w:after="0" w:before="0" w:line="276" w:lineRule="auto"/>
+              <w:ind w:left="0" w:right="0" w:firstLine="0"/>
+              <w:jc w:val="left"/>
+              <w:rPr>
+                <w:b w:val="1"/>
+                <w:bCs w:val="1"/>
+              </w:rPr>
+            </w:pPr>
+            <w:r>
+              <w:rPr>
+                <w:rtl w:val="0"/>
+              </w:rPr>
+              <w:t xml:space="preserve">Приветственное слово руководителя координации и социальных программ Акимата г Алматы -</w:t>
+            </w:r>
+            <w:r>
+              <w:rPr>
+                <w:b w:val="1"/>
+                <w:bCs w:val="1"/>
+                <w:rtl w:val="0"/>
+              </w:rPr>
+              <w:t xml:space="preserve"> Жаубасов Бауржан Жанатович</w:t>
+            </w:r>
+          </w:p>
+          <w:p>
+            <w:pPr>
+              <w:keepNext w:val="0"/>
+              <w:keepLines w:val="0"/>
+              <w:widowControl w:val="0"/>
+              <w:pBdr>
+                <w:top w:space="0" w:sz="0" w:val="nil"/>
+                <w:left w:space="0" w:sz="0" w:val="nil"/>
+                <w:bottom w:space="0" w:sz="0" w:val="nil"/>
+                <w:right w:space="0" w:sz="0" w:val="nil"/>
+                <w:between w:space="0" w:sz="0" w:val="nil"/>
+              </w:pBdr>
+              <w:shd w:fill="auto" w:val="clear"/>
+              <w:spacing w:after="0" w:before="0" w:line="276" w:lineRule="auto"/>
+              <w:ind w:left="0" w:right="0" w:firstLine="0"/>
+              <w:jc w:val="left"/>
+              <w:rPr>
+                <w:b w:val="1"/>
+                <w:bCs w:val="1"/>
+              </w:rPr>
+            </w:pPr>
+            <w:r>
+              <w:rPr>
+                <w:rtl w:val="0"/>
+              </w:rPr>
+              <w:t xml:space="preserve">Приветственное слово от Заместителя директора Бюро туризма</w:t>
+            </w:r>
+            <w:r>
+              <w:rPr>
+                <w:b w:val="1"/>
+                <w:bCs w:val="1"/>
+                <w:rtl w:val="0"/>
+              </w:rPr>
+              <w:t xml:space="preserve"> - Калешов Санжар </w:t>
             </w:r>
           </w:p>
         </w:tc>
@@ -5858,14 +5952,13 @@
             <w:pPr>
               <w:widowControl w:val="0"/>
               <w:jc w:val="center"/>
-              <w:rPr>
-                <w:highlight w:val="yellow"/>
-              </w:rPr>
-            </w:pPr>
-            <w:r>
-              <w:rPr>
-                <w:rtl w:val="0"/>
-              </w:rPr>
+              <w:rPr/>
+            </w:pPr>
+            <w:r>
+              <w:rPr>
+                <w:rtl w:val="0"/>
+              </w:rPr>
+              <w:t xml:space="preserve">16:05-16:10</w:t>
             </w:r>
           </w:p>
         </w:tc>
@@ -6148,15 +6241,29 @@
               <w:rPr>
                 <w:rtl w:val="0"/>
               </w:rPr>
-              <w:t xml:space="preserve">“Источник жизни человека в городе и роль растений” -  Баян Коспенбетова, руководитель образовательных и культурно-просветительских проектов в </w:t>
-            </w:r>
-            <w:r>
-              <w:rPr>
-                <w:b w:val="1"/>
-                <w:bCs w:val="1"/>
-                <w:rtl w:val="0"/>
-              </w:rPr>
-              <w:t xml:space="preserve">Институте Ботаники и Фитоинтродукции</w:t>
+              <w:t xml:space="preserve">“Источник жизни человека в городе и роль растений” -  </w:t>
+            </w:r>
+            <w:r>
+              <w:rPr>
+                <w:b w:val="1"/>
+                <w:bCs w:val="1"/>
+                <w:rtl w:val="0"/>
+              </w:rPr>
+              <w:t xml:space="preserve">Баян Коспенбетова</w:t>
+            </w:r>
+            <w:r>
+              <w:rPr>
+                <w:rtl w:val="0"/>
+              </w:rPr>
+              <w:t xml:space="preserve">, </w:t>
+            </w:r>
+            <w:r>
+              <w:rPr>
+                <w:b w:val="1"/>
+                <w:bCs w:val="1"/>
+                <w:rtl w:val="0"/>
+              </w:rPr>
+              <w:t xml:space="preserve">руководитель образовательных и культурно-просветительских проектов в Институте Ботаники и Фитоинтродукции</w:t>
             </w:r>
             <w:r>
               <w:rPr>
@@ -6255,14 +6362,14 @@
                 <w:highlight w:val="white"/>
                 <w:rtl w:val="0"/>
               </w:rPr>
-              <w:t xml:space="preserve">Айман Молдабекова кибер-модель с протезом руки и социальный предприниматель</w:t>
+              <w:t xml:space="preserve">Айман Молдабекова кибер-модель и социальный предприниматель</w:t>
             </w:r>
             <w:r>
               <w:rPr>
                 <w:highlight w:val="white"/>
                 <w:rtl w:val="0"/>
               </w:rPr>
-              <w:t xml:space="preserve"> на русском </w:t>
+              <w:t xml:space="preserve">  </w:t>
             </w:r>
             <w:r>
               <w:rPr>
@@ -6329,9 +6436,7 @@
           <w:p>
             <w:pPr>
               <w:widowControl w:val="0"/>
-              <w:rPr>
-                <w:rFonts w:ascii="Calibri" w:cs="Calibri" w:eastAsia="Calibri" w:hAnsi="Calibri"/>
-              </w:rPr>
+              <w:rPr/>
             </w:pPr>
             <w:r>
               <w:rPr>
@@ -6365,26 +6470,7 @@
               <w:rPr>
                 <w:rtl w:val="0"/>
               </w:rPr>
-              <w:t xml:space="preserve">, PhD, </w:t>
-            </w:r>
-            <w:r>
-              <w:rPr>
-                <w:b w:val="1"/>
-                <w:bCs w:val="1"/>
-                <w:rtl w:val="0"/>
-              </w:rPr>
-              <w:t xml:space="preserve">Общественный фонд Greenup.kz</w:t>
-            </w:r>
-            <w:r>
-              <w:rPr>
-                <w:rtl w:val="0"/>
-              </w:rPr>
-              <w:t xml:space="preserve"> (Recycle.Birge)</w:t>
-            </w:r>
-            <w:r>
-              <w:rPr>
-                <w:rtl w:val="0"/>
-              </w:rPr>
+              <w:t xml:space="preserve">, PhD, Директор центра устойчивого развития, Алматы Менеджмент Университет (Recycle.Birge)</w:t>
             </w:r>
           </w:p>
         </w:tc>
@@ -6641,7 +6727,7 @@
                 <w:highlight w:val="white"/>
                 <w:rtl w:val="0"/>
               </w:rPr>
-              <w:t xml:space="preserve"> от Айбын Шагалак , журнал </w:t>
+              <w:t xml:space="preserve"> от </w:t>
             </w:r>
             <w:r>
               <w:rPr>
@@ -6650,7 +6736,7 @@
                 <w:highlight w:val="white"/>
                 <w:rtl w:val="0"/>
               </w:rPr>
-              <w:t xml:space="preserve">National Geographic </w:t>
+              <w:t xml:space="preserve">Айбын Шагалак , журнал National Geographic </w:t>
             </w:r>
           </w:p>
         </w:tc>
@@ -6725,15 +6811,15 @@
               <w:rPr>
                 <w:rtl w:val="0"/>
               </w:rPr>
-              <w:t xml:space="preserve">“Источник силы: почему вместе мы сильнее”, Кудайбергенова Айнур Амангельдиевна, мама ребенка с особенностями развития. </w:t>
-            </w:r>
-            <w:r>
-              <w:rPr>
-                <w:b w:val="1"/>
-                <w:bCs w:val="1"/>
-                <w:rtl w:val="0"/>
-              </w:rPr>
-              <w:t xml:space="preserve">Филиал ОФ " Фонд поддержки и развития социально уязвимых женщин МамаПро "</w:t>
+              <w:t xml:space="preserve">“Источник силы: почему вместе мы сильнее”, </w:t>
+            </w:r>
+            <w:r>
+              <w:rPr>
+                <w:b w:val="1"/>
+                <w:bCs w:val="1"/>
+                <w:rtl w:val="0"/>
+              </w:rPr>
+              <w:t xml:space="preserve">Кудайбергенова Айнур Амангельдиевна, мама ребенка с особенностями развития. Филиал ОФ " Фонд поддержки и развития социально уязвимых женщин МамаПро "</w:t>
             </w:r>
             <w:r>
               <w:rPr>
@@ -6811,15 +6897,15 @@
               <w:rPr>
                 <w:rtl w:val="0"/>
               </w:rPr>
-              <w:t xml:space="preserve">«Источник мудрости предков: устойчивые практики кочевников вчера и сегодня» Бакишева Нария</w:t>
-            </w:r>
-            <w:r>
-              <w:rPr>
-                <w:b w:val="1"/>
-                <w:bCs w:val="1"/>
-                <w:rtl w:val="0"/>
-              </w:rPr>
-              <w:t xml:space="preserve">, Almaty Children Science Museum. </w:t>
+              <w:t xml:space="preserve">«Источник мудрости предков: устойчивые практики кочевников вчера и сегодня» </w:t>
+            </w:r>
+            <w:r>
+              <w:rPr>
+                <w:b w:val="1"/>
+                <w:bCs w:val="1"/>
+                <w:rtl w:val="0"/>
+              </w:rPr>
+              <w:t xml:space="preserve">Бакишева Нария, Almaty Children Science Museum. </w:t>
             </w:r>
             <w:r>
               <w:rPr>
@@ -7080,111 +7166,95 @@
   <w:abstractNum w:abstractNumId="1">
     <w:lvl w:ilvl="0">
       <w:start w:val="1"/>
+      <w:numFmt w:val="decimal"/>
+      <w:lvlText w:val="%1."/>
+      <w:lvlJc w:val="left"/>
+      <w:pPr>
+        <w:ind w:left="720" w:hanging="360"/>
+      </w:pPr>
+      <w:rPr/>
+    </w:lvl>
+    <w:lvl w:ilvl="1">
+      <w:start w:val="0"/>
       <w:numFmt w:val="bullet"/>
-      <w:lvlText w:val="●"/>
+      <w:lvlText w:val="-"/>
       <w:lvlJc w:val="left"/>
       <w:pPr>
         <w:ind w:left="1440" w:hanging="360"/>
       </w:pPr>
       <w:rPr>
-        <w:u w:val="none"/>
-      </w:rPr>
-    </w:lvl>
-    <w:lvl w:ilvl="1">
-      <w:start w:val="1"/>
-      <w:numFmt w:val="bullet"/>
-      <w:lvlText w:val="○"/>
-      <w:lvlJc w:val="left"/>
-      <w:pPr>
-        <w:ind w:left="2160" w:hanging="360"/>
-      </w:pPr>
-      <w:rPr>
-        <w:u w:val="none"/>
+        <w:rFonts w:ascii="Arial" w:cs="Arial" w:eastAsia="Arial" w:hAnsi="Arial"/>
       </w:rPr>
     </w:lvl>
     <w:lvl w:ilvl="2">
       <w:start w:val="1"/>
-      <w:numFmt w:val="bullet"/>
-      <w:lvlText w:val="■"/>
-      <w:lvlJc w:val="left"/>
-      <w:pPr>
-        <w:ind w:left="2880" w:hanging="360"/>
-      </w:pPr>
-      <w:rPr>
-        <w:u w:val="none"/>
-      </w:rPr>
+      <w:numFmt w:val="lowerRoman"/>
+      <w:lvlText w:val="%3."/>
+      <w:lvlJc w:val="right"/>
+      <w:pPr>
+        <w:ind w:left="2160" w:hanging="180"/>
+      </w:pPr>
+      <w:rPr/>
     </w:lvl>
     <w:lvl w:ilvl="3">
       <w:start w:val="1"/>
-      <w:numFmt w:val="bullet"/>
-      <w:lvlText w:val="●"/>
+      <w:numFmt w:val="decimal"/>
+      <w:lvlText w:val="%4."/>
       <w:lvlJc w:val="left"/>
       <w:pPr>
-        <w:ind w:left="3600" w:hanging="360"/>
-      </w:pPr>
-      <w:rPr>
-        <w:u w:val="none"/>
-      </w:rPr>
+        <w:ind w:left="2880" w:hanging="360"/>
+      </w:pPr>
+      <w:rPr/>
     </w:lvl>
     <w:lvl w:ilvl="4">
       <w:start w:val="1"/>
-      <w:numFmt w:val="bullet"/>
-      <w:lvlText w:val="○"/>
+      <w:numFmt w:val="lowerLetter"/>
+      <w:lvlText w:val="%5."/>
       <w:lvlJc w:val="left"/>
       <w:pPr>
-        <w:ind w:left="4320" w:hanging="360"/>
-      </w:pPr>
-      <w:rPr>
-        <w:u w:val="none"/>
-      </w:rPr>
+        <w:ind w:left="3600" w:hanging="360"/>
+      </w:pPr>
+      <w:rPr/>
     </w:lvl>
     <w:lvl w:ilvl="5">
       <w:start w:val="1"/>
-      <w:numFmt w:val="bullet"/>
-      <w:lvlText w:val="■"/>
-      <w:lvlJc w:val="left"/>
-      <w:pPr>
-        <w:ind w:left="5040" w:hanging="360"/>
-      </w:pPr>
-      <w:rPr>
-        <w:u w:val="none"/>
-      </w:rPr>
+      <w:numFmt w:val="lowerRoman"/>
+      <w:lvlText w:val="%6."/>
+      <w:lvlJc w:val="right"/>
+      <w:pPr>
+        <w:ind w:left="4320" w:hanging="180"/>
+      </w:pPr>
+      <w:rPr/>
     </w:lvl>
     <w:lvl w:ilvl="6">
       <w:start w:val="1"/>
-      <w:numFmt w:val="bullet"/>
-      <w:lvlText w:val="●"/>
+      <w:numFmt w:val="decimal"/>
+      <w:lvlText w:val="%7."/>
       <w:lvlJc w:val="left"/>
       <w:pPr>
-        <w:ind w:left="5760" w:hanging="360"/>
-      </w:pPr>
-      <w:rPr>
-        <w:u w:val="none"/>
-      </w:rPr>
+        <w:ind w:left="5040" w:hanging="360"/>
+      </w:pPr>
+      <w:rPr/>
     </w:lvl>
     <w:lvl w:ilvl="7">
       <w:start w:val="1"/>
-      <w:numFmt w:val="bullet"/>
-      <w:lvlText w:val="○"/>
+      <w:numFmt w:val="lowerLetter"/>
+      <w:lvlText w:val="%8."/>
       <w:lvlJc w:val="left"/>
       <w:pPr>
-        <w:ind w:left="6480" w:hanging="360"/>
-      </w:pPr>
-      <w:rPr>
-        <w:u w:val="none"/>
-      </w:rPr>
+        <w:ind w:left="5760" w:hanging="360"/>
+      </w:pPr>
+      <w:rPr/>
     </w:lvl>
     <w:lvl w:ilvl="8">
       <w:start w:val="1"/>
-      <w:numFmt w:val="bullet"/>
-      <w:lvlText w:val="■"/>
-      <w:lvlJc w:val="left"/>
-      <w:pPr>
-        <w:ind w:left="7200" w:hanging="360"/>
-      </w:pPr>
-      <w:rPr>
-        <w:u w:val="none"/>
-      </w:rPr>
+      <w:numFmt w:val="lowerRoman"/>
+      <w:lvlText w:val="%9."/>
+      <w:lvlJc w:val="right"/>
+      <w:pPr>
+        <w:ind w:left="6480" w:hanging="180"/>
+      </w:pPr>
+      <w:rPr/>
     </w:lvl>
   </w:abstractNum>
   <w:abstractNum w:abstractNumId="2">
@@ -7194,7 +7264,7 @@
       <w:lvlText w:val="%1."/>
       <w:lvlJc w:val="left"/>
       <w:pPr>
-        <w:ind w:left="1440" w:hanging="360"/>
+        <w:ind w:left="720" w:hanging="360"/>
       </w:pPr>
       <w:rPr>
         <w:u w:val="none"/>
@@ -7206,7 +7276,7 @@
       <w:lvlText w:val="%2."/>
       <w:lvlJc w:val="left"/>
       <w:pPr>
-        <w:ind w:left="2160" w:hanging="360"/>
+        <w:ind w:left="1440" w:hanging="360"/>
       </w:pPr>
       <w:rPr>
         <w:u w:val="none"/>
@@ -7218,7 +7288,7 @@
       <w:lvlText w:val="%3."/>
       <w:lvlJc w:val="right"/>
       <w:pPr>
-        <w:ind w:left="2880" w:hanging="360"/>
+        <w:ind w:left="2160" w:hanging="360"/>
       </w:pPr>
       <w:rPr>
         <w:u w:val="none"/>
@@ -7230,7 +7300,7 @@
       <w:lvlText w:val="%4."/>
       <w:lvlJc w:val="left"/>
       <w:pPr>
-        <w:ind w:left="3600" w:hanging="360"/>
+        <w:ind w:left="2880" w:hanging="360"/>
       </w:pPr>
       <w:rPr>
         <w:u w:val="none"/>
@@ -7242,7 +7312,7 @@
       <w:lvlText w:val="%5."/>
       <w:lvlJc w:val="left"/>
       <w:pPr>
-        <w:ind w:left="4320" w:hanging="360"/>
+        <w:ind w:left="3600" w:hanging="360"/>
       </w:pPr>
       <w:rPr>
         <w:u w:val="none"/>
@@ -7254,7 +7324,7 @@
       <w:lvlText w:val="%6."/>
       <w:lvlJc w:val="right"/>
       <w:pPr>
-        <w:ind w:left="5040" w:hanging="360"/>
+        <w:ind w:left="4320" w:hanging="360"/>
       </w:pPr>
       <w:rPr>
         <w:u w:val="none"/>
@@ -7266,7 +7336,7 @@
       <w:lvlText w:val="%7."/>
       <w:lvlJc w:val="left"/>
       <w:pPr>
-        <w:ind w:left="5760" w:hanging="360"/>
+        <w:ind w:left="5040" w:hanging="360"/>
       </w:pPr>
       <w:rPr>
         <w:u w:val="none"/>
@@ -7278,7 +7348,7 @@
       <w:lvlText w:val="%8."/>
       <w:lvlJc w:val="left"/>
       <w:pPr>
-        <w:ind w:left="6480" w:hanging="360"/>
+        <w:ind w:left="5760" w:hanging="360"/>
       </w:pPr>
       <w:rPr>
         <w:u w:val="none"/>
@@ -7290,7 +7360,7 @@
       <w:lvlText w:val="%9."/>
       <w:lvlJc w:val="right"/>
       <w:pPr>
-        <w:ind w:left="7200" w:hanging="360"/>
+        <w:ind w:left="6480" w:hanging="360"/>
       </w:pPr>
       <w:rPr>
         <w:u w:val="none"/>
@@ -7298,13 +7368,123 @@
     </w:lvl>
   </w:abstractNum>
   <w:abstractNum w:abstractNumId="3">
+    <w:lvl w:ilvl="0">
+      <w:start w:val="1"/>
+      <w:numFmt w:val="bullet"/>
+      <w:lvlText w:val="●"/>
+      <w:lvlJc w:val="left"/>
+      <w:pPr>
+        <w:ind w:left="1440" w:hanging="360"/>
+      </w:pPr>
+      <w:rPr>
+        <w:u w:val="none"/>
+      </w:rPr>
+    </w:lvl>
+    <w:lvl w:ilvl="1">
+      <w:start w:val="1"/>
+      <w:numFmt w:val="bullet"/>
+      <w:lvlText w:val="○"/>
+      <w:lvlJc w:val="left"/>
+      <w:pPr>
+        <w:ind w:left="2160" w:hanging="360"/>
+      </w:pPr>
+      <w:rPr>
+        <w:u w:val="none"/>
+      </w:rPr>
+    </w:lvl>
+    <w:lvl w:ilvl="2">
+      <w:start w:val="1"/>
+      <w:numFmt w:val="bullet"/>
+      <w:lvlText w:val="■"/>
+      <w:lvlJc w:val="left"/>
+      <w:pPr>
+        <w:ind w:left="2880" w:hanging="360"/>
+      </w:pPr>
+      <w:rPr>
+        <w:u w:val="none"/>
+      </w:rPr>
+    </w:lvl>
+    <w:lvl w:ilvl="3">
+      <w:start w:val="1"/>
+      <w:numFmt w:val="bullet"/>
+      <w:lvlText w:val="●"/>
+      <w:lvlJc w:val="left"/>
+      <w:pPr>
+        <w:ind w:left="3600" w:hanging="360"/>
+      </w:pPr>
+      <w:rPr>
+        <w:u w:val="none"/>
+      </w:rPr>
+    </w:lvl>
+    <w:lvl w:ilvl="4">
+      <w:start w:val="1"/>
+      <w:numFmt w:val="bullet"/>
+      <w:lvlText w:val="○"/>
+      <w:lvlJc w:val="left"/>
+      <w:pPr>
+        <w:ind w:left="4320" w:hanging="360"/>
+      </w:pPr>
+      <w:rPr>
+        <w:u w:val="none"/>
+      </w:rPr>
+    </w:lvl>
+    <w:lvl w:ilvl="5">
+      <w:start w:val="1"/>
+      <w:numFmt w:val="bullet"/>
+      <w:lvlText w:val="■"/>
+      <w:lvlJc w:val="left"/>
+      <w:pPr>
+        <w:ind w:left="5040" w:hanging="360"/>
+      </w:pPr>
+      <w:rPr>
+        <w:u w:val="none"/>
+      </w:rPr>
+    </w:lvl>
+    <w:lvl w:ilvl="6">
+      <w:start w:val="1"/>
+      <w:numFmt w:val="bullet"/>
+      <w:lvlText w:val="●"/>
+      <w:lvlJc w:val="left"/>
+      <w:pPr>
+        <w:ind w:left="5760" w:hanging="360"/>
+      </w:pPr>
+      <w:rPr>
+        <w:u w:val="none"/>
+      </w:rPr>
+    </w:lvl>
+    <w:lvl w:ilvl="7">
+      <w:start w:val="1"/>
+      <w:numFmt w:val="bullet"/>
+      <w:lvlText w:val="○"/>
+      <w:lvlJc w:val="left"/>
+      <w:pPr>
+        <w:ind w:left="6480" w:hanging="360"/>
+      </w:pPr>
+      <w:rPr>
+        <w:u w:val="none"/>
+      </w:rPr>
+    </w:lvl>
+    <w:lvl w:ilvl="8">
+      <w:start w:val="1"/>
+      <w:numFmt w:val="bullet"/>
+      <w:lvlText w:val="■"/>
+      <w:lvlJc w:val="left"/>
+      <w:pPr>
+        <w:ind w:left="7200" w:hanging="360"/>
+      </w:pPr>
+      <w:rPr>
+        <w:u w:val="none"/>
+      </w:rPr>
+    </w:lvl>
+  </w:abstractNum>
+  <w:abstractNum w:abstractNumId="4">
     <w:lvl w:ilvl="0">
       <w:start w:val="1"/>
       <w:numFmt w:val="decimal"/>
       <w:lvlText w:val="%1."/>
       <w:lvlJc w:val="left"/>
       <w:pPr>
-        <w:ind w:left="720" w:hanging="360"/>
+        <w:ind w:left="1440" w:hanging="360"/>
       </w:pPr>
       <w:rPr>
         <w:u w:val="none"/>
@@ -7316,7 +7496,7 @@
       <w:lvlText w:val="%2."/>
       <w:lvlJc w:val="left"/>
       <w:pPr>
-        <w:ind w:left="1440" w:hanging="360"/>
+        <w:ind w:left="2160" w:hanging="360"/>
       </w:pPr>
       <w:rPr>
         <w:u w:val="none"/>
@@ -7328,7 +7508,7 @@
       <w:lvlText w:val="%3."/>
       <w:lvlJc w:val="right"/>
       <w:pPr>
-        <w:ind w:left="2160" w:hanging="360"/>
+        <w:ind w:left="2880" w:hanging="360"/>
       </w:pPr>
       <w:rPr>
         <w:u w:val="none"/>
@@ -7340,7 +7520,7 @@
       <w:lvlText w:val="%4."/>
       <w:lvlJc w:val="left"/>
       <w:pPr>
-        <w:ind w:left="2880" w:hanging="360"/>
+        <w:ind w:left="3600" w:hanging="360"/>
       </w:pPr>
       <w:rPr>
         <w:u w:val="none"/>
@@ -7352,7 +7532,7 @@
       <w:lvlText w:val="%5."/>
       <w:lvlJc w:val="left"/>
       <w:pPr>
-        <w:ind w:left="3600" w:hanging="360"/>
+        <w:ind w:left="4320" w:hanging="360"/>
       </w:pPr>
       <w:rPr>
         <w:u w:val="none"/>
@@ -7364,7 +7544,7 @@
       <w:lvlText w:val="%6."/>
       <w:lvlJc w:val="right"/>
       <w:pPr>
-        <w:ind w:left="4320" w:hanging="360"/>
+        <w:ind w:left="5040" w:hanging="360"/>
       </w:pPr>
       <w:rPr>
         <w:u w:val="none"/>
@@ -7376,7 +7556,7 @@
       <w:lvlText w:val="%7."/>
       <w:lvlJc w:val="left"/>
       <w:pPr>
-        <w:ind w:left="5040" w:hanging="360"/>
+        <w:ind w:left="5760" w:hanging="360"/>
       </w:pPr>
       <w:rPr>
         <w:u w:val="none"/>
@@ -7388,7 +7568,7 @@
       <w:lvlText w:val="%8."/>
       <w:lvlJc w:val="left"/>
       <w:pPr>
-        <w:ind w:left="5760" w:hanging="360"/>
+        <w:ind w:left="6480" w:hanging="360"/>
       </w:pPr>
       <w:rPr>
         <w:u w:val="none"/>
@@ -7400,14 +7580,14 @@
       <w:lvlText w:val="%9."/>
       <w:lvlJc w:val="right"/>
       <w:pPr>
-        <w:ind w:left="6480" w:hanging="360"/>
+        <w:ind w:left="7200" w:hanging="360"/>
       </w:pPr>
       <w:rPr>
         <w:u w:val="none"/>
       </w:rPr>
     </w:lvl>
   </w:abstractNum>
-  <w:abstractNum w:abstractNumId="4">
+  <w:abstractNum w:abstractNumId="5">
     <w:lvl w:ilvl="0">
       <w:start w:val="1"/>
       <w:numFmt w:val="bullet"/>
@@ -7417,31 +7597,31 @@
         <w:ind w:left="720" w:hanging="360"/>
       </w:pPr>
       <w:rPr>
-        <w:rFonts w:ascii="Noto Sans Symbols" w:cs="Noto Sans Symbols" w:eastAsia="Noto Sans Symbols" w:hAnsi="Noto Sans Symbols"/>
+        <w:u w:val="none"/>
       </w:rPr>
     </w:lvl>
     <w:lvl w:ilvl="1">
       <w:start w:val="1"/>
       <w:numFmt w:val="bullet"/>
-      <w:lvlText w:val="o"/>
+      <w:lvlText w:val="○"/>
       <w:lvlJc w:val="left"/>
       <w:pPr>
         <w:ind w:left="1440" w:hanging="360"/>
       </w:pPr>
       <w:rPr>
-        <w:rFonts w:ascii="Courier New" w:cs="Courier New" w:eastAsia="Courier New" w:hAnsi="Courier New"/>
+        <w:u w:val="none"/>
       </w:rPr>
     </w:lvl>
     <w:lvl w:ilvl="2">
       <w:start w:val="1"/>
       <w:numFmt w:val="bullet"/>
-      <w:lvlText w:val="▪"/>
+      <w:lvlText w:val="■"/>
       <w:lvlJc w:val="left"/>
       <w:pPr>
         <w:ind w:left="2160" w:hanging="360"/>
       </w:pPr>
       <w:rPr>
-        <w:rFonts w:ascii="Noto Sans Symbols" w:cs="Noto Sans Symbols" w:eastAsia="Noto Sans Symbols" w:hAnsi="Noto Sans Symbols"/>
+        <w:u w:val="none"/>
       </w:rPr>
     </w:lvl>
     <w:lvl w:ilvl="3">
@@ -7453,31 +7633,31 @@
         <w:ind w:left="2880" w:hanging="360"/>
       </w:pPr>
       <w:rPr>
-        <w:rFonts w:ascii="Noto Sans Symbols" w:cs="Noto Sans Symbols" w:eastAsia="Noto Sans Symbols" w:hAnsi="Noto Sans Symbols"/>
+        <w:u w:val="none"/>
       </w:rPr>
     </w:lvl>
     <w:lvl w:ilvl="4">
       <w:start w:val="1"/>
       <w:numFmt w:val="bullet"/>
-      <w:lvlText w:val="o"/>
+      <w:lvlText w:val="○"/>
       <w:lvlJc w:val="left"/>
       <w:pPr>
         <w:ind w:left="3600" w:hanging="360"/>
       </w:pPr>
       <w:rPr>
-        <w:rFonts w:ascii="Courier New" w:cs="Courier New" w:eastAsia="Courier New" w:hAnsi="Courier New"/>
+        <w:u w:val="none"/>
       </w:rPr>
     </w:lvl>
     <w:lvl w:ilvl="5">
       <w:start w:val="1"/>
       <w:numFmt w:val="bullet"/>
-      <w:lvlText w:val="▪"/>
+      <w:lvlText w:val="■"/>
       <w:lvlJc w:val="left"/>
       <w:pPr>
         <w:ind w:left="4320" w:hanging="360"/>
       </w:pPr>
       <w:rPr>
-        <w:rFonts w:ascii="Noto Sans Symbols" w:cs="Noto Sans Symbols" w:eastAsia="Noto Sans Symbols" w:hAnsi="Noto Sans Symbols"/>
+        <w:u w:val="none"/>
       </w:rPr>
     </w:lvl>
     <w:lvl w:ilvl="6">
@@ -7489,138 +7669,46 @@
         <w:ind w:left="5040" w:hanging="360"/>
       </w:pPr>
       <w:rPr>
-        <w:rFonts w:ascii="Noto Sans Symbols" w:cs="Noto Sans Symbols" w:eastAsia="Noto Sans Symbols" w:hAnsi="Noto Sans Symbols"/>
+        <w:u w:val="none"/>
       </w:rPr>
     </w:lvl>
     <w:lvl w:ilvl="7">
       <w:start w:val="1"/>
       <w:numFmt w:val="bullet"/>
-      <w:lvlText w:val="o"/>
+      <w:lvlText w:val="○"/>
       <w:lvlJc w:val="left"/>
       <w:pPr>
         <w:ind w:left="5760" w:hanging="360"/>
       </w:pPr>
       <w:rPr>
-        <w:rFonts w:ascii="Courier New" w:cs="Courier New" w:eastAsia="Courier New" w:hAnsi="Courier New"/>
+        <w:u w:val="none"/>
       </w:rPr>
     </w:lvl>
     <w:lvl w:ilvl="8">
       <w:start w:val="1"/>
       <w:numFmt w:val="bullet"/>
-      <w:lvlText w:val="▪"/>
+      <w:lvlText w:val="■"/>
       <w:lvlJc w:val="left"/>
       <w:pPr>
         <w:ind w:left="6480" w:hanging="360"/>
       </w:pPr>
       <w:rPr>
-        <w:rFonts w:ascii="Noto Sans Symbols" w:cs="Noto Sans Symbols" w:eastAsia="Noto Sans Symbols" w:hAnsi="Noto Sans Symbols"/>
+        <w:u w:val="none"/>
       </w:rPr>
-    </w:lvl>
-  </w:abstractNum>
-  <w:abstractNum w:abstractNumId="5">
-    <w:lvl w:ilvl="0">
-      <w:start w:val="1"/>
-      <w:numFmt w:val="decimal"/>
-      <w:lvlText w:val="%1."/>
-      <w:lvlJc w:val="left"/>
-      <w:pPr>
-        <w:ind w:left="720" w:hanging="360"/>
-      </w:pPr>
-      <w:rPr/>
-    </w:lvl>
-    <w:lvl w:ilvl="1">
-      <w:start w:val="0"/>
-      <w:numFmt w:val="bullet"/>
-      <w:lvlText w:val="-"/>
-      <w:lvlJc w:val="left"/>
-      <w:pPr>
-        <w:ind w:left="1440" w:hanging="360"/>
-      </w:pPr>
-      <w:rPr>
-        <w:rFonts w:ascii="Arial" w:cs="Arial" w:eastAsia="Arial" w:hAnsi="Arial"/>
-      </w:rPr>
-    </w:lvl>
-    <w:lvl w:ilvl="2">
-      <w:start w:val="1"/>
-      <w:numFmt w:val="lowerRoman"/>
-      <w:lvlText w:val="%3."/>
-      <w:lvlJc w:val="right"/>
-      <w:pPr>
-        <w:ind w:left="2160" w:hanging="180"/>
-      </w:pPr>
-      <w:rPr/>
-    </w:lvl>
-    <w:lvl w:ilvl="3">
-      <w:start w:val="1"/>
-      <w:numFmt w:val="decimal"/>
-      <w:lvlText w:val="%4."/>
-      <w:lvlJc w:val="left"/>
-      <w:pPr>
-        <w:ind w:left="2880" w:hanging="360"/>
-      </w:pPr>
-      <w:rPr/>
-    </w:lvl>
-    <w:lvl w:ilvl="4">
-      <w:start w:val="1"/>
-      <w:numFmt w:val="lowerLetter"/>
-      <w:lvlText w:val="%5."/>
-      <w:lvlJc w:val="left"/>
-      <w:pPr>
-        <w:ind w:left="3600" w:hanging="360"/>
-      </w:pPr>
-      <w:rPr/>
-    </w:lvl>
-    <w:lvl w:ilvl="5">
-      <w:start w:val="1"/>
-      <w:numFmt w:val="lowerRoman"/>
-      <w:lvlText w:val="%6."/>
-      <w:lvlJc w:val="right"/>
-      <w:pPr>
-        <w:ind w:left="4320" w:hanging="180"/>
-      </w:pPr>
-      <w:rPr/>
-    </w:lvl>
-    <w:lvl w:ilvl="6">
-      <w:start w:val="1"/>
-      <w:numFmt w:val="decimal"/>
-      <w:lvlText w:val="%7."/>
-      <w:lvlJc w:val="left"/>
-      <w:pPr>
-        <w:ind w:left="5040" w:hanging="360"/>
-      </w:pPr>
-      <w:rPr/>
-    </w:lvl>
-    <w:lvl w:ilvl="7">
-      <w:start w:val="1"/>
-      <w:numFmt w:val="lowerLetter"/>
-      <w:lvlText w:val="%8."/>
-      <w:lvlJc w:val="left"/>
-      <w:pPr>
-        <w:ind w:left="5760" w:hanging="360"/>
-      </w:pPr>
-      <w:rPr/>
-    </w:lvl>
-    <w:lvl w:ilvl="8">
-      <w:start w:val="1"/>
-      <w:numFmt w:val="lowerRoman"/>
-      <w:lvlText w:val="%9."/>
-      <w:lvlJc w:val="right"/>
-      <w:pPr>
-        <w:ind w:left="6480" w:hanging="180"/>
-      </w:pPr>
-      <w:rPr/>
     </w:lvl>
   </w:abstractNum>
   <w:abstractNum w:abstractNumId="6">
     <w:lvl w:ilvl="0">
       <w:start w:val="1"/>
-      <w:numFmt w:val="decimal"/>
-      <w:lvlText w:val="%1."/>
+      <w:numFmt w:val="bullet"/>
+      <w:lvlText w:val="●"/>
       <w:lvlJc w:val="left"/>
       <w:pPr>
         <w:ind w:left="720" w:hanging="360"/>
       </w:pPr>
-      <w:rPr/>
+      <w:rPr>
+        <w:rFonts w:ascii="Noto Sans Symbols" w:cs="Noto Sans Symbols" w:eastAsia="Noto Sans Symbols" w:hAnsi="Noto Sans Symbols"/>
+      </w:rPr>
     </w:lvl>
     <w:lvl w:ilvl="1">
       <w:start w:val="1"/>
@@ -7731,14 +7819,16 @@
       <w:rPr/>
     </w:lvl>
     <w:lvl w:ilvl="1">
-      <w:start w:val="1"/>
-      <w:numFmt w:val="lowerLetter"/>
-      <w:lvlText w:val="%2."/>
+      <w:start w:val="0"/>
+      <w:numFmt w:val="bullet"/>
+      <w:lvlText w:val="-"/>
       <w:lvlJc w:val="left"/>
       <w:pPr>
         <w:ind w:left="1440" w:hanging="360"/>
       </w:pPr>
-      <w:rPr/>
+      <w:rPr>
+        <w:rFonts w:ascii="Arial" w:cs="Arial" w:eastAsia="Arial" w:hAnsi="Arial"/>
+      </w:rPr>
     </w:lvl>
     <w:lvl w:ilvl="2">
       <w:start w:val="1"/>
@@ -7906,6 +7996,98 @@
   <w:abstractNum w:abstractNumId="9">
     <w:lvl w:ilvl="0">
       <w:start w:val="1"/>
+      <w:numFmt w:val="decimal"/>
+      <w:lvlText w:val="%1."/>
+      <w:lvlJc w:val="left"/>
+      <w:pPr>
+        <w:ind w:left="720" w:hanging="360"/>
+      </w:pPr>
+      <w:rPr/>
+    </w:lvl>
+    <w:lvl w:ilvl="1">
+      <w:start w:val="1"/>
+      <w:numFmt w:val="lowerLetter"/>
+      <w:lvlText w:val="%2."/>
+      <w:lvlJc w:val="left"/>
+      <w:pPr>
+        <w:ind w:left="1440" w:hanging="360"/>
+      </w:pPr>
+      <w:rPr/>
+    </w:lvl>
+    <w:lvl w:ilvl="2">
+      <w:start w:val="1"/>
+      <w:numFmt w:val="lowerRoman"/>
+      <w:lvlText w:val="%3."/>
+      <w:lvlJc w:val="right"/>
+      <w:pPr>
+        <w:ind w:left="2160" w:hanging="180"/>
+      </w:pPr>
+      <w:rPr/>
+    </w:lvl>
+    <w:lvl w:ilvl="3">
+      <w:start w:val="1"/>
+      <w:numFmt w:val="decimal"/>
+      <w:lvlText w:val="%4."/>
+      <w:lvlJc w:val="left"/>
+      <w:pPr>
+        <w:ind w:left="2880" w:hanging="360"/>
+      </w:pPr>
+      <w:rPr/>
+    </w:lvl>
+    <w:lvl w:ilvl="4">
+      <w:start w:val="1"/>
+      <w:numFmt w:val="lowerLetter"/>
+      <w:lvlText w:val="%5."/>
+      <w:lvlJc w:val="left"/>
+      <w:pPr>
+        <w:ind w:left="3600" w:hanging="360"/>
+      </w:pPr>
+      <w:rPr/>
+    </w:lvl>
+    <w:lvl w:ilvl="5">
+      <w:start w:val="1"/>
+      <w:numFmt w:val="lowerRoman"/>
+      <w:lvlText w:val="%6."/>
+      <w:lvlJc w:val="right"/>
+      <w:pPr>
+        <w:ind w:left="4320" w:hanging="180"/>
+      </w:pPr>
+      <w:rPr/>
+    </w:lvl>
+    <w:lvl w:ilvl="6">
+      <w:start w:val="1"/>
+      <w:numFmt w:val="decimal"/>
+      <w:lvlText w:val="%7."/>
+      <w:lvlJc w:val="left"/>
+      <w:pPr>
+        <w:ind w:left="5040" w:hanging="360"/>
+      </w:pPr>
+      <w:rPr/>
+    </w:lvl>
+    <w:lvl w:ilvl="7">
+      <w:start w:val="1"/>
+      <w:numFmt w:val="lowerLetter"/>
+      <w:lvlText w:val="%8."/>
+      <w:lvlJc w:val="left"/>
+      <w:pPr>
+        <w:ind w:left="5760" w:hanging="360"/>
+      </w:pPr>
+      <w:rPr/>
+    </w:lvl>
+    <w:lvl w:ilvl="8">
+      <w:start w:val="1"/>
+      <w:numFmt w:val="lowerRoman"/>
+      <w:lvlText w:val="%9."/>
+      <w:lvlJc w:val="right"/>
+      <w:pPr>
+        <w:ind w:left="6480" w:hanging="180"/>
+      </w:pPr>
+      <w:rPr/>
+    </w:lvl>
+  </w:abstractNum>
+  <w:abstractNum w:abstractNumId="10">
+    <w:lvl w:ilvl="0">
+      <w:start w:val="1"/>
       <w:numFmt w:val="bullet"/>
       <w:lvlText w:val="●"/>
       <w:lvlJc w:val="left"/>
@@ -8005,226 +8187,6 @@
       <w:numFmt w:val="bullet"/>
       <w:lvlText w:val="■"/>
       <w:lvlJc w:val="left"/>
-      <w:pPr>
-        <w:ind w:left="6480" w:hanging="360"/>
-      </w:pPr>
-      <w:rPr>
-        <w:u w:val="none"/>
-      </w:rPr>
-    </w:lvl>
-  </w:abstractNum>
-  <w:abstractNum w:abstractNumId="10">
-    <w:lvl w:ilvl="0">
-      <w:start w:val="1"/>
-      <w:numFmt w:val="bullet"/>
-      <w:lvlText w:val="-"/>
-      <w:lvlJc w:val="left"/>
-      <w:pPr>
-        <w:ind w:left="720" w:hanging="360"/>
-      </w:pPr>
-      <w:rPr>
-        <w:u w:val="none"/>
-      </w:rPr>
-    </w:lvl>
-    <w:lvl w:ilvl="1">
-      <w:start w:val="1"/>
-      <w:numFmt w:val="bullet"/>
-      <w:lvlText w:val="-"/>
-      <w:lvlJc w:val="left"/>
-      <w:pPr>
-        <w:ind w:left="1440" w:hanging="360"/>
-      </w:pPr>
-      <w:rPr>
-        <w:u w:val="none"/>
-      </w:rPr>
-    </w:lvl>
-    <w:lvl w:ilvl="2">
-      <w:start w:val="1"/>
-      <w:numFmt w:val="bullet"/>
-      <w:lvlText w:val="-"/>
-      <w:lvlJc w:val="left"/>
-      <w:pPr>
-        <w:ind w:left="2160" w:hanging="360"/>
-      </w:pPr>
-      <w:rPr>
-        <w:u w:val="none"/>
-      </w:rPr>
-    </w:lvl>
-    <w:lvl w:ilvl="3">
-      <w:start w:val="1"/>
-      <w:numFmt w:val="bullet"/>
-      <w:lvlText w:val="-"/>
-      <w:lvlJc w:val="left"/>
-      <w:pPr>
-        <w:ind w:left="2880" w:hanging="360"/>
-      </w:pPr>
-      <w:rPr>
-        <w:u w:val="none"/>
-      </w:rPr>
-    </w:lvl>
-    <w:lvl w:ilvl="4">
-      <w:start w:val="1"/>
-      <w:numFmt w:val="bullet"/>
-      <w:lvlText w:val="-"/>
-      <w:lvlJc w:val="left"/>
-      <w:pPr>
-        <w:ind w:left="3600" w:hanging="360"/>
-      </w:pPr>
-      <w:rPr>
-        <w:u w:val="none"/>
-      </w:rPr>
-    </w:lvl>
-    <w:lvl w:ilvl="5">
-      <w:start w:val="1"/>
-      <w:numFmt w:val="bullet"/>
-      <w:lvlText w:val="-"/>
-      <w:lvlJc w:val="left"/>
-      <w:pPr>
-        <w:ind w:left="4320" w:hanging="360"/>
-      </w:pPr>
-      <w:rPr>
-        <w:u w:val="none"/>
-      </w:rPr>
-    </w:lvl>
-    <w:lvl w:ilvl="6">
-      <w:start w:val="1"/>
-      <w:numFmt w:val="bullet"/>
-      <w:lvlText w:val="-"/>
-      <w:lvlJc w:val="left"/>
-      <w:pPr>
-        <w:ind w:left="5040" w:hanging="360"/>
-      </w:pPr>
-      <w:rPr>
-        <w:u w:val="none"/>
-      </w:rPr>
-    </w:lvl>
-    <w:lvl w:ilvl="7">
-      <w:start w:val="1"/>
-      <w:numFmt w:val="bullet"/>
-      <w:lvlText w:val="-"/>
-      <w:lvlJc w:val="left"/>
-      <w:pPr>
-        <w:ind w:left="5760" w:hanging="360"/>
-      </w:pPr>
-      <w:rPr>
-        <w:u w:val="none"/>
-      </w:rPr>
-    </w:lvl>
-    <w:lvl w:ilvl="8">
-      <w:start w:val="1"/>
-      <w:numFmt w:val="bullet"/>
-      <w:lvlText w:val="-"/>
-      <w:lvlJc w:val="left"/>
-      <w:pPr>
-        <w:ind w:left="6480" w:hanging="360"/>
-      </w:pPr>
-      <w:rPr>
-        <w:u w:val="none"/>
-      </w:rPr>
-    </w:lvl>
-  </w:abstractNum>
-  <w:abstractNum w:abstractNumId="11">
-    <w:lvl w:ilvl="0">
-      <w:start w:val="1"/>
-      <w:numFmt w:val="decimal"/>
-      <w:lvlText w:val="%1."/>
-      <w:lvlJc w:val="left"/>
-      <w:pPr>
-        <w:ind w:left="720" w:hanging="360"/>
-      </w:pPr>
-      <w:rPr>
-        <w:u w:val="none"/>
-      </w:rPr>
-    </w:lvl>
-    <w:lvl w:ilvl="1">
-      <w:start w:val="1"/>
-      <w:numFmt w:val="lowerLetter"/>
-      <w:lvlText w:val="%2."/>
-      <w:lvlJc w:val="left"/>
-      <w:pPr>
-        <w:ind w:left="1440" w:hanging="360"/>
-      </w:pPr>
-      <w:rPr>
-        <w:u w:val="none"/>
-      </w:rPr>
-    </w:lvl>
-    <w:lvl w:ilvl="2">
-      <w:start w:val="1"/>
-      <w:numFmt w:val="lowerRoman"/>
-      <w:lvlText w:val="%3."/>
-      <w:lvlJc w:val="right"/>
-      <w:pPr>
-        <w:ind w:left="2160" w:hanging="360"/>
-      </w:pPr>
-      <w:rPr>
-        <w:u w:val="none"/>
-      </w:rPr>
-    </w:lvl>
-    <w:lvl w:ilvl="3">
-      <w:start w:val="1"/>
-      <w:numFmt w:val="decimal"/>
-      <w:lvlText w:val="%4."/>
-      <w:lvlJc w:val="left"/>
-      <w:pPr>
-        <w:ind w:left="2880" w:hanging="360"/>
-      </w:pPr>
-      <w:rPr>
-        <w:u w:val="none"/>
-      </w:rPr>
-    </w:lvl>
-    <w:lvl w:ilvl="4">
-      <w:start w:val="1"/>
-      <w:numFmt w:val="lowerLetter"/>
-      <w:lvlText w:val="%5."/>
-      <w:lvlJc w:val="left"/>
-      <w:pPr>
-        <w:ind w:left="3600" w:hanging="360"/>
-      </w:pPr>
-      <w:rPr>
-        <w:u w:val="none"/>
-      </w:rPr>
-    </w:lvl>
-    <w:lvl w:ilvl="5">
-      <w:start w:val="1"/>
-      <w:numFmt w:val="lowerRoman"/>
-      <w:lvlText w:val="%6."/>
-      <w:lvlJc w:val="right"/>
-      <w:pPr>
-        <w:ind w:left="4320" w:hanging="360"/>
-      </w:pPr>
-      <w:rPr>
-        <w:u w:val="none"/>
-      </w:rPr>
-    </w:lvl>
-    <w:lvl w:ilvl="6">
-      <w:start w:val="1"/>
-      <w:numFmt w:val="decimal"/>
-      <w:lvlText w:val="%7."/>
-      <w:lvlJc w:val="left"/>
-      <w:pPr>
-        <w:ind w:left="5040" w:hanging="360"/>
-      </w:pPr>
-      <w:rPr>
-        <w:u w:val="none"/>
-      </w:rPr>
-    </w:lvl>
-    <w:lvl w:ilvl="7">
-      <w:start w:val="1"/>
-      <w:numFmt w:val="lowerLetter"/>
-      <w:lvlText w:val="%8."/>
-      <w:lvlJc w:val="left"/>
-      <w:pPr>
-        <w:ind w:left="5760" w:hanging="360"/>
-      </w:pPr>
-      <w:rPr>
-        <w:u w:val="none"/>
-      </w:rPr>
-    </w:lvl>
-    <w:lvl w:ilvl="8">
-      <w:start w:val="1"/>
-      <w:numFmt w:val="lowerRoman"/>
-      <w:lvlText w:val="%9."/>
-      <w:lvlJc w:val="right"/>
       <w:pPr>
         <w:ind w:left="6480" w:hanging="360"/>
       </w:pPr>
@@ -8262,9 +8224,6 @@
   </w:num>
   <w:num w:numId="10">
     <w:abstractNumId w:val="10"/>
-  </w:num>
-  <w:num w:numId="11">
-    <w:abstractNumId w:val="11"/>
   </w:num>
 </w:numbering>
 </file>
@@ -8440,44 +8399,7 @@
     <w:tblPr>
       <w:tblStyleRowBandSize w:val="1"/>
       <w:tblStyleColBandSize w:val="1"/>
-      <w:tblCellMar/>
     </w:tblPr>
-    <w:tblStylePr w:type="band1Horz">
-      <w:tcPr/>
-    </w:tblStylePr>
-    <w:tblStylePr w:type="band1Vert">
-      <w:tcPr/>
-    </w:tblStylePr>
-    <w:tblStylePr w:type="band2Horz">
-      <w:tcPr/>
-    </w:tblStylePr>
-    <w:tblStylePr w:type="band2Vert">
-      <w:tcPr/>
-    </w:tblStylePr>
-    <w:tblStylePr w:type="firstCol">
-      <w:tcPr/>
-    </w:tblStylePr>
-    <w:tblStylePr w:type="firstRow">
-      <w:tcPr/>
-    </w:tblStylePr>
-    <w:tblStylePr w:type="lastCol">
-      <w:tcPr/>
-    </w:tblStylePr>
-    <w:tblStylePr w:type="lastRow">
-      <w:tcPr/>
-    </w:tblStylePr>
-    <w:tblStylePr w:type="neCell">
-      <w:tcPr/>
-    </w:tblStylePr>
-    <w:tblStylePr w:type="nwCell">
-      <w:tcPr/>
-    </w:tblStylePr>
-    <w:tblStylePr w:type="seCell">
-      <w:tcPr/>
-    </w:tblStylePr>
-    <w:tblStylePr w:type="swCell">
-      <w:tcPr/>
-    </w:tblStylePr>
   </w:style>
   <w:style w:type="table" w:styleId="Table4">
     <w:basedOn w:val="TableNormal"/>
@@ -8807,19 +8729,4 @@
   </a:objectDefaults>
   <a:extraClrSchemeLst/>
 </a:theme>
-</file>
-
-<file path=customXML/item1.xml><?xml version="1.0" encoding="utf-8"?>
-<go:gDocsCustomXmlDataStorage xmlns:go="http://customooxmlschemas.google.com/" xmlns:r="http://schemas.openxmlformats.org/officeDocument/2006/relationships" uri="GoogleDocsCustomDataVersion2">
-  <go:docsCustomData xmlns:go="http://customooxmlschemas.google.com/" roundtripDataSignature="AMtx7mjRoYi24wdJXOqEMA2sBku737bfIA==">CgMxLjAyDmgubGV1NG56dXpucHc0Mg5oLjM0a2s3OW5waTF2bjIOaC50d2Q3bDVjejBiZDk4AHIhMXJJVmwtbWpGRUdDMTVEZm40aHRNZ3NzT1N1UUIwYXEw</go:docsCustomData>
-</go:gDocsCustomXmlDataStorage>
-</file>
-
-<file path=customXML/itemProps1.xml><?xml version="1.0" encoding="utf-8"?>
-<ds:datastoreItem xmlns:ds="http://schemas.openxmlformats.org/officeDocument/2006/customXml" ds:itemID="{11111111-1234-1234-1234-123412341234}">
-  <ds:schemaRefs>
-    <ds:schemaRef ds:uri="http://schemas.openxmlformats.org/officeDocument/2006/relationships"/>
-    <ds:schemaRef ds:uri="http://customooxmlschemas.google.com/"/>
-  </ds:schemaRefs>
-</ds:datastoreItem>
 </file>